--- a/Briefing/Briefing EcoTrash.docx
+++ b/Briefing/Briefing EcoTrash.docx
@@ -1,769 +1,2063 @@
 
 <file path=word/document.xml><?xml version="1.0" encoding="utf-8"?>
-<w:document xmlns:wpc="http://schemas.microsoft.com/office/word/2010/wordprocessingCanvas" xmlns:cx="http://schemas.microsoft.com/office/drawing/2014/chartex" xmlns:cx1="http://schemas.microsoft.com/office/drawing/2015/9/8/chartex" xmlns:cx2="http://schemas.microsoft.com/office/drawing/2015/10/21/chartex" xmlns:cx3="http://schemas.microsoft.com/office/drawing/2016/5/9/chartex" xmlns:cx4="http://schemas.microsoft.com/office/drawing/2016/5/10/chartex" xmlns:cx5="http://schemas.microsoft.com/office/drawing/2016/5/11/chartex" xmlns:cx6="http://schemas.microsoft.com/office/drawing/2016/5/12/chartex" xmlns:cx7="http://schemas.microsoft.com/office/drawing/2016/5/13/chartex" xmlns:cx8="http://schemas.microsoft.com/office/drawing/2016/5/14/chartex" xmlns:mc="http://schemas.openxmlformats.org/markup-compatibility/2006" xmlns:aink="http://schemas.microsoft.com/office/drawing/2016/ink" xmlns:am3d="http://schemas.microsoft.com/office/drawing/2017/model3d" xmlns:o="urn:schemas-microsoft-com:office:office" xmlns:r="http://schemas.openxmlformats.org/officeDocument/2006/relationships" xmlns:m="http://schemas.openxmlformats.org/officeDocument/2006/math" xmlns:v="urn:schemas-microsoft-com:vml" xmlns:wp14="http://schemas.microsoft.com/office/word/2010/wordprocessingDrawing" xmlns:wp="http://schemas.openxmlformats.org/drawingml/2006/wordprocessingDrawing" xmlns:w10="urn:schemas-microsoft-com:office:word" xmlns:w="http://schemas.openxmlformats.org/wordprocessingml/2006/main" xmlns:w14="http://schemas.microsoft.com/office/word/2010/wordml" xmlns:w15="http://schemas.microsoft.com/office/word/2012/wordml" xmlns:w16cid="http://schemas.microsoft.com/office/word/2016/wordml/cid" xmlns:w16se="http://schemas.microsoft.com/office/word/2015/wordml/symex" xmlns:wpg="http://schemas.microsoft.com/office/word/2010/wordprocessingGroup" xmlns:wpi="http://schemas.microsoft.com/office/word/2010/wordprocessingInk" xmlns:wne="http://schemas.microsoft.com/office/word/2006/wordml" xmlns:wps="http://schemas.microsoft.com/office/word/2010/wordprocessingShape" mc:Ignorable="w14 w15 w16se w16cid wp14">
+<w:document xmlns:wpc="http://schemas.microsoft.com/office/word/2010/wordprocessingCanvas" xmlns:cx="http://schemas.microsoft.com/office/drawing/2014/chartex" xmlns:cx1="http://schemas.microsoft.com/office/drawing/2015/9/8/chartex" xmlns:cx2="http://schemas.microsoft.com/office/drawing/2015/10/21/chartex" xmlns:cx3="http://schemas.microsoft.com/office/drawing/2016/5/9/chartex" xmlns:cx4="http://schemas.microsoft.com/office/drawing/2016/5/10/chartex" xmlns:cx5="http://schemas.microsoft.com/office/drawing/2016/5/11/chartex" xmlns:cx6="http://schemas.microsoft.com/office/drawing/2016/5/12/chartex" xmlns:cx7="http://schemas.microsoft.com/office/drawing/2016/5/13/chartex" xmlns:cx8="http://schemas.microsoft.com/office/drawing/2016/5/14/chartex" xmlns:mc="http://schemas.openxmlformats.org/markup-compatibility/2006" xmlns:aink="http://schemas.microsoft.com/office/drawing/2016/ink" xmlns:am3d="http://schemas.microsoft.com/office/drawing/2017/model3d" xmlns:o="urn:schemas-microsoft-com:office:office" xmlns:oel="http://schemas.microsoft.com/office/2019/extlst" xmlns:r="http://schemas.openxmlformats.org/officeDocument/2006/relationships" xmlns:m="http://schemas.openxmlformats.org/officeDocument/2006/math" xmlns:v="urn:schemas-microsoft-com:vml" xmlns:wp14="http://schemas.microsoft.com/office/word/2010/wordprocessingDrawing" xmlns:wp="http://schemas.openxmlformats.org/drawingml/2006/wordprocessingDrawing" xmlns:w10="urn:schemas-microsoft-com:office:word" xmlns:w="http://schemas.openxmlformats.org/wordprocessingml/2006/main" xmlns:w14="http://schemas.microsoft.com/office/word/2010/wordml" xmlns:w15="http://schemas.microsoft.com/office/word/2012/wordml" xmlns:w16cex="http://schemas.microsoft.com/office/word/2018/wordml/cex" xmlns:w16cid="http://schemas.microsoft.com/office/word/2016/wordml/cid" xmlns:w16="http://schemas.microsoft.com/office/word/2018/wordml" xmlns:w16du="http://schemas.microsoft.com/office/word/2023/wordml/word16du" xmlns:w16sdtdh="http://schemas.microsoft.com/office/word/2020/wordml/sdtdatahash" xmlns:w16sdtfl="http://schemas.microsoft.com/office/word/2024/wordml/sdtformatlock" xmlns:w16se="http://schemas.microsoft.com/office/word/2015/wordml/symex" xmlns:wpg="http://schemas.microsoft.com/office/word/2010/wordprocessingGroup" xmlns:wpi="http://schemas.microsoft.com/office/word/2010/wordprocessingInk" xmlns:wne="http://schemas.microsoft.com/office/word/2006/wordml" xmlns:wps="http://schemas.microsoft.com/office/word/2010/wordprocessingShape" mc:Ignorable="w14 w15 w16se w16cid w16 w16cex w16sdtdh w16sdtfl w16du wp14">
   <w:body>
     <w:p>
       <w:pPr>
+        <w:spacing w:after="200"/>
+        <w:jc w:val="both"/>
+        <w:rPr>
+          <w:rFonts w:ascii="Arial" w:hAnsi="Arial" w:cs="Arial"/>
+        </w:rPr>
+      </w:pPr>
+      <w:r>
+        <w:rPr>
+          <w:rFonts w:ascii="Arial" w:hAnsi="Arial" w:cs="Arial"/>
+          <w:b/>
+          <w:bCs/>
+          <w:u w:val="single"/>
+        </w:rPr>
+        <w:t xml:space="preserve">Briefing: </w:t>
+      </w:r>
+      <w:proofErr w:type="spellStart"/>
+      <w:r>
+        <w:rPr>
+          <w:rFonts w:ascii="Arial" w:hAnsi="Arial" w:cs="Arial"/>
+          <w:b/>
+          <w:bCs/>
+          <w:u w:val="single"/>
+        </w:rPr>
+        <w:t>EcoTrash</w:t>
+      </w:r>
+      <w:proofErr w:type="spellEnd"/>
+    </w:p>
+    <w:p>
+      <w:pPr>
+        <w:pStyle w:val="Ttulo1"/>
+        <w:spacing w:before="320" w:after="120"/>
+        <w:jc w:val="both"/>
+        <w:rPr>
+          <w:rFonts w:ascii="Arial" w:hAnsi="Arial" w:cs="Arial"/>
+          <w:color w:val="auto"/>
+          <w:sz w:val="24"/>
+          <w:szCs w:val="24"/>
+        </w:rPr>
+      </w:pPr>
+      <w:r>
+        <w:rPr>
+          <w:rFonts w:ascii="Arial" w:hAnsi="Arial" w:cs="Arial"/>
+          <w:b/>
+          <w:bCs/>
+          <w:color w:val="auto"/>
+          <w:sz w:val="24"/>
+          <w:szCs w:val="24"/>
+        </w:rPr>
+        <w:t>Persona:</w:t>
+      </w:r>
+    </w:p>
+    <w:p>
+      <w:pPr>
+        <w:spacing w:before="60" w:after="60"/>
+        <w:jc w:val="both"/>
+        <w:rPr>
+          <w:rFonts w:ascii="Arial" w:hAnsi="Arial" w:cs="Arial"/>
+        </w:rPr>
+      </w:pPr>
+      <w:r>
+        <w:rPr>
+          <w:rFonts w:ascii="Arial" w:hAnsi="Arial" w:cs="Arial"/>
+        </w:rPr>
+        <w:t>Rodolfo, 36 anos, pardo, residente da cidade de Nossa Senhora da Glória, casado e pai de duas meninas. É dono de uma grande criação de bovinos, equivalente a 2.000 cabeças de gado, localizada na mesma cidade. Rodolfo está tendo grandes problemas com o descarte irregular do lixo, pelos habitantes da comunidade vizinha, próxima do seu terreno. Os resíduos plásticos são levemente carregados pelo vento, para dentro de sua propriedade. Os gados confundem o lixo com alimentos e acaba ingerindo-os, e tendo graves problemas, que pode facilmente ocasionar a morte do animal.</w:t>
+      </w:r>
+    </w:p>
+    <w:p>
+      <w:pPr>
+        <w:pBdr>
+          <w:bottom w:val="single" w:sz="4" w:space="0" w:color="5CB85C"/>
+        </w:pBdr>
+        <w:spacing w:before="120" w:after="120"/>
+        <w:jc w:val="both"/>
+        <w:rPr>
+          <w:rFonts w:ascii="Arial" w:hAnsi="Arial" w:cs="Arial"/>
+        </w:rPr>
+      </w:pPr>
+    </w:p>
+    <w:p>
+      <w:pPr>
+        <w:pStyle w:val="Ttulo1"/>
+        <w:spacing w:before="320" w:after="120"/>
+        <w:jc w:val="both"/>
+        <w:rPr>
+          <w:rFonts w:ascii="Arial" w:hAnsi="Arial" w:cs="Arial"/>
+          <w:color w:val="auto"/>
+          <w:sz w:val="24"/>
+          <w:szCs w:val="24"/>
+        </w:rPr>
+      </w:pPr>
+      <w:r>
+        <w:rPr>
+          <w:rFonts w:ascii="Arial" w:hAnsi="Arial" w:cs="Arial"/>
+          <w:b/>
+          <w:bCs/>
+          <w:color w:val="auto"/>
+          <w:sz w:val="24"/>
+          <w:szCs w:val="24"/>
+        </w:rPr>
+        <w:t>Briefing de projeto mobile:</w:t>
+      </w:r>
+    </w:p>
+    <w:p>
+      <w:pPr>
+        <w:pStyle w:val="PargrafodaLista"/>
+        <w:numPr>
+          <w:ilvl w:val="0"/>
+          <w:numId w:val="10"/>
+        </w:numPr>
+        <w:spacing w:before="40" w:after="40" w:line="240" w:lineRule="auto"/>
+        <w:contextualSpacing w:val="0"/>
+        <w:jc w:val="both"/>
+        <w:rPr>
+          <w:rFonts w:ascii="Arial" w:hAnsi="Arial" w:cs="Arial"/>
+        </w:rPr>
+      </w:pPr>
+      <w:r>
+        <w:rPr>
+          <w:rFonts w:ascii="Arial" w:hAnsi="Arial" w:cs="Arial"/>
+          <w:b/>
+          <w:bCs/>
+        </w:rPr>
+        <w:t xml:space="preserve">Cliente: </w:t>
+      </w:r>
+      <w:r>
+        <w:rPr>
+          <w:rFonts w:ascii="Arial" w:hAnsi="Arial" w:cs="Arial"/>
+        </w:rPr>
+        <w:t>Municípios</w:t>
+      </w:r>
+    </w:p>
+    <w:p>
+      <w:pPr>
+        <w:pStyle w:val="PargrafodaLista"/>
+        <w:numPr>
+          <w:ilvl w:val="0"/>
+          <w:numId w:val="10"/>
+        </w:numPr>
+        <w:spacing w:before="40" w:after="40" w:line="240" w:lineRule="auto"/>
+        <w:contextualSpacing w:val="0"/>
+        <w:jc w:val="both"/>
+        <w:rPr>
+          <w:rFonts w:ascii="Arial" w:hAnsi="Arial" w:cs="Arial"/>
+        </w:rPr>
+      </w:pPr>
+      <w:r>
+        <w:rPr>
+          <w:rFonts w:ascii="Arial" w:hAnsi="Arial" w:cs="Arial"/>
+          <w:b/>
+          <w:bCs/>
+        </w:rPr>
+        <w:t xml:space="preserve">Responsável pelo projeto: </w:t>
+      </w:r>
+      <w:r>
+        <w:rPr>
+          <w:rFonts w:ascii="Arial" w:hAnsi="Arial" w:cs="Arial"/>
+        </w:rPr>
+        <w:t>Flavio Jose Rocha Ferreira, Vinicius Canuto Santos</w:t>
+      </w:r>
+    </w:p>
+    <w:p>
+      <w:pPr>
+        <w:pStyle w:val="PargrafodaLista"/>
+        <w:numPr>
+          <w:ilvl w:val="0"/>
+          <w:numId w:val="10"/>
+        </w:numPr>
+        <w:spacing w:before="40" w:after="40" w:line="240" w:lineRule="auto"/>
+        <w:contextualSpacing w:val="0"/>
+        <w:jc w:val="both"/>
+        <w:rPr>
+          <w:rFonts w:ascii="Arial" w:hAnsi="Arial" w:cs="Arial"/>
+        </w:rPr>
+      </w:pPr>
+      <w:r>
+        <w:rPr>
+          <w:rFonts w:ascii="Arial" w:hAnsi="Arial" w:cs="Arial"/>
+          <w:b/>
+          <w:bCs/>
+        </w:rPr>
+        <w:t xml:space="preserve">Plataforma: </w:t>
+      </w:r>
+      <w:r>
+        <w:rPr>
+          <w:rFonts w:ascii="Arial" w:hAnsi="Arial" w:cs="Arial"/>
+        </w:rPr>
+        <w:t>Aplicativo Mobile (</w:t>
+      </w:r>
+      <w:proofErr w:type="spellStart"/>
+      <w:r>
+        <w:rPr>
+          <w:rFonts w:ascii="Arial" w:hAnsi="Arial" w:cs="Arial"/>
+        </w:rPr>
+        <w:t>Ionic</w:t>
+      </w:r>
+      <w:proofErr w:type="spellEnd"/>
+      <w:r>
+        <w:rPr>
+          <w:rFonts w:ascii="Arial" w:hAnsi="Arial" w:cs="Arial"/>
+        </w:rPr>
+        <w:t xml:space="preserve"> + </w:t>
+      </w:r>
+      <w:proofErr w:type="spellStart"/>
+      <w:r>
+        <w:rPr>
+          <w:rFonts w:ascii="Arial" w:hAnsi="Arial" w:cs="Arial"/>
+        </w:rPr>
+        <w:t>React</w:t>
+      </w:r>
+      <w:proofErr w:type="spellEnd"/>
+      <w:r>
+        <w:rPr>
+          <w:rFonts w:ascii="Arial" w:hAnsi="Arial" w:cs="Arial"/>
+        </w:rPr>
+        <w:t xml:space="preserve"> + </w:t>
+      </w:r>
+      <w:proofErr w:type="spellStart"/>
+      <w:r>
+        <w:rPr>
+          <w:rFonts w:ascii="Arial" w:hAnsi="Arial" w:cs="Arial"/>
+        </w:rPr>
+        <w:t>TypeScript</w:t>
+      </w:r>
+      <w:proofErr w:type="spellEnd"/>
+      <w:r>
+        <w:rPr>
+          <w:rFonts w:ascii="Arial" w:hAnsi="Arial" w:cs="Arial"/>
+        </w:rPr>
+        <w:t>)</w:t>
+      </w:r>
+    </w:p>
+    <w:p>
+      <w:pPr>
+        <w:pStyle w:val="PargrafodaLista"/>
+        <w:numPr>
+          <w:ilvl w:val="0"/>
+          <w:numId w:val="10"/>
+        </w:numPr>
+        <w:spacing w:before="40" w:after="40" w:line="240" w:lineRule="auto"/>
+        <w:contextualSpacing w:val="0"/>
+        <w:jc w:val="both"/>
+        <w:rPr>
+          <w:rFonts w:ascii="Arial" w:hAnsi="Arial" w:cs="Arial"/>
+        </w:rPr>
+      </w:pPr>
+      <w:r>
+        <w:rPr>
+          <w:rFonts w:ascii="Arial" w:hAnsi="Arial" w:cs="Arial"/>
+          <w:b/>
+          <w:bCs/>
+        </w:rPr>
+        <w:t xml:space="preserve">Data de início: </w:t>
+      </w:r>
+      <w:r>
+        <w:rPr>
+          <w:rFonts w:ascii="Arial" w:hAnsi="Arial" w:cs="Arial"/>
+        </w:rPr>
+        <w:t>15/09/2025</w:t>
+      </w:r>
+    </w:p>
+    <w:p>
+      <w:pPr>
+        <w:pStyle w:val="PargrafodaLista"/>
+        <w:numPr>
+          <w:ilvl w:val="0"/>
+          <w:numId w:val="10"/>
+        </w:numPr>
+        <w:spacing w:before="40" w:after="40" w:line="240" w:lineRule="auto"/>
+        <w:contextualSpacing w:val="0"/>
+        <w:jc w:val="both"/>
+        <w:rPr>
+          <w:rFonts w:ascii="Arial" w:hAnsi="Arial" w:cs="Arial"/>
+        </w:rPr>
+      </w:pPr>
+      <w:r>
+        <w:rPr>
+          <w:rFonts w:ascii="Arial" w:hAnsi="Arial" w:cs="Arial"/>
+          <w:b/>
+          <w:bCs/>
+        </w:rPr>
+        <w:t xml:space="preserve">Data estimada de entrega: </w:t>
+      </w:r>
+      <w:r>
+        <w:rPr>
+          <w:rFonts w:ascii="Arial" w:hAnsi="Arial" w:cs="Arial"/>
+        </w:rPr>
+        <w:t>03/08/2026</w:t>
+      </w:r>
+    </w:p>
+    <w:p>
+      <w:pPr>
+        <w:pBdr>
+          <w:bottom w:val="single" w:sz="4" w:space="0" w:color="5CB85C"/>
+        </w:pBdr>
+        <w:spacing w:before="120" w:after="120"/>
+        <w:jc w:val="both"/>
+        <w:rPr>
+          <w:rFonts w:ascii="Arial" w:hAnsi="Arial" w:cs="Arial"/>
+        </w:rPr>
+      </w:pPr>
+    </w:p>
+    <w:p>
+      <w:pPr>
+        <w:pStyle w:val="Ttulo2"/>
+        <w:spacing w:before="240"/>
+        <w:jc w:val="both"/>
+        <w:rPr>
+          <w:rFonts w:ascii="Arial" w:hAnsi="Arial" w:cs="Arial"/>
+          <w:color w:val="auto"/>
+          <w:sz w:val="24"/>
+          <w:szCs w:val="24"/>
+        </w:rPr>
+      </w:pPr>
+      <w:r>
+        <w:rPr>
+          <w:rFonts w:ascii="Arial" w:hAnsi="Arial" w:cs="Arial"/>
+          <w:b/>
+          <w:bCs/>
+          <w:color w:val="auto"/>
+          <w:sz w:val="24"/>
+          <w:szCs w:val="24"/>
+        </w:rPr>
+        <w:t>1 - Sobre o projeto:</w:t>
+      </w:r>
+    </w:p>
+    <w:p>
+      <w:pPr>
+        <w:spacing w:before="60" w:after="60"/>
+        <w:jc w:val="both"/>
+        <w:rPr>
+          <w:rFonts w:ascii="Arial" w:hAnsi="Arial" w:cs="Arial"/>
+        </w:rPr>
+      </w:pPr>
+      <w:r>
+        <w:rPr>
+          <w:rFonts w:ascii="Arial" w:hAnsi="Arial" w:cs="Arial"/>
+        </w:rPr>
+        <w:t xml:space="preserve">O </w:t>
+      </w:r>
+      <w:proofErr w:type="spellStart"/>
+      <w:r>
+        <w:rPr>
+          <w:rFonts w:ascii="Arial" w:hAnsi="Arial" w:cs="Arial"/>
+        </w:rPr>
+        <w:t>EcoTrash</w:t>
+      </w:r>
+      <w:proofErr w:type="spellEnd"/>
+      <w:r>
+        <w:rPr>
+          <w:rFonts w:ascii="Arial" w:hAnsi="Arial" w:cs="Arial"/>
+        </w:rPr>
+        <w:t xml:space="preserve"> é um aplicativo mobile desenvolvido com </w:t>
+      </w:r>
+      <w:proofErr w:type="spellStart"/>
+      <w:r>
+        <w:rPr>
+          <w:rFonts w:ascii="Arial" w:hAnsi="Arial" w:cs="Arial"/>
+        </w:rPr>
+        <w:t>Ionic</w:t>
+      </w:r>
+      <w:proofErr w:type="spellEnd"/>
+      <w:r>
+        <w:rPr>
+          <w:rFonts w:ascii="Arial" w:hAnsi="Arial" w:cs="Arial"/>
+        </w:rPr>
+        <w:t xml:space="preserve"> + </w:t>
+      </w:r>
+      <w:proofErr w:type="spellStart"/>
+      <w:r>
+        <w:rPr>
+          <w:rFonts w:ascii="Arial" w:hAnsi="Arial" w:cs="Arial"/>
+        </w:rPr>
+        <w:t>React</w:t>
+      </w:r>
+      <w:proofErr w:type="spellEnd"/>
+      <w:r>
+        <w:rPr>
+          <w:rFonts w:ascii="Arial" w:hAnsi="Arial" w:cs="Arial"/>
+        </w:rPr>
+        <w:t xml:space="preserve"> + </w:t>
+      </w:r>
+      <w:proofErr w:type="spellStart"/>
+      <w:r>
+        <w:rPr>
+          <w:rFonts w:ascii="Arial" w:hAnsi="Arial" w:cs="Arial"/>
+        </w:rPr>
+        <w:t>TypeScript</w:t>
+      </w:r>
+      <w:proofErr w:type="spellEnd"/>
+      <w:r>
+        <w:rPr>
+          <w:rFonts w:ascii="Arial" w:hAnsi="Arial" w:cs="Arial"/>
+        </w:rPr>
+        <w:t>, voltado para a gestão e solicitação de coleta de resíduos sólidos. A plataforma conecta cidadãos e municípios, permitindo que moradores de regiões com dificuldade de acesso ao serviço regular de coleta possam solicitar o atendimento diretamente pelo celular, enquanto as prefeituras parceiras gerenciam e respondem as solicitações através de um painel dedicado.</w:t>
+      </w:r>
+    </w:p>
+    <w:p>
+      <w:pPr>
+        <w:spacing w:before="60" w:after="60"/>
+        <w:jc w:val="both"/>
+        <w:rPr>
+          <w:rFonts w:ascii="Arial" w:hAnsi="Arial" w:cs="Arial"/>
+        </w:rPr>
+      </w:pPr>
+      <w:r>
+        <w:rPr>
+          <w:rFonts w:ascii="Arial" w:hAnsi="Arial" w:cs="Arial"/>
+        </w:rPr>
+        <w:t xml:space="preserve">O </w:t>
+      </w:r>
+      <w:proofErr w:type="spellStart"/>
+      <w:r>
+        <w:rPr>
+          <w:rFonts w:ascii="Arial" w:hAnsi="Arial" w:cs="Arial"/>
+        </w:rPr>
+        <w:t>backend</w:t>
+      </w:r>
+      <w:proofErr w:type="spellEnd"/>
+      <w:r>
+        <w:rPr>
+          <w:rFonts w:ascii="Arial" w:hAnsi="Arial" w:cs="Arial"/>
+        </w:rPr>
+        <w:t xml:space="preserve"> da aplicação utiliza Node.js + Express com banco de dados </w:t>
+      </w:r>
+      <w:proofErr w:type="spellStart"/>
+      <w:r>
+        <w:rPr>
+          <w:rFonts w:ascii="Arial" w:hAnsi="Arial" w:cs="Arial"/>
+        </w:rPr>
+        <w:t>SQLite</w:t>
+      </w:r>
+      <w:proofErr w:type="spellEnd"/>
+      <w:r>
+        <w:rPr>
+          <w:rFonts w:ascii="Arial" w:hAnsi="Arial" w:cs="Arial"/>
+        </w:rPr>
+        <w:t xml:space="preserve">, e o </w:t>
+      </w:r>
+      <w:proofErr w:type="spellStart"/>
+      <w:r>
+        <w:rPr>
+          <w:rFonts w:ascii="Arial" w:hAnsi="Arial" w:cs="Arial"/>
+        </w:rPr>
+        <w:t>frontend</w:t>
+      </w:r>
+      <w:proofErr w:type="spellEnd"/>
+      <w:r>
+        <w:rPr>
+          <w:rFonts w:ascii="Arial" w:hAnsi="Arial" w:cs="Arial"/>
+        </w:rPr>
+        <w:t xml:space="preserve"> consome a API do IBGE para listagem dinâmica de estados e municípios brasileiros.</w:t>
+      </w:r>
+    </w:p>
+    <w:p>
+      <w:pPr>
+        <w:pBdr>
+          <w:bottom w:val="single" w:sz="4" w:space="0" w:color="5CB85C"/>
+        </w:pBdr>
+        <w:spacing w:before="120" w:after="120"/>
+        <w:jc w:val="both"/>
+        <w:rPr>
+          <w:rFonts w:ascii="Arial" w:hAnsi="Arial" w:cs="Arial"/>
+        </w:rPr>
+      </w:pPr>
+    </w:p>
+    <w:p>
+      <w:pPr>
+        <w:pStyle w:val="Ttulo2"/>
+        <w:spacing w:before="240"/>
+        <w:jc w:val="both"/>
+        <w:rPr>
+          <w:rFonts w:ascii="Arial" w:hAnsi="Arial" w:cs="Arial"/>
+          <w:color w:val="auto"/>
+          <w:sz w:val="24"/>
+          <w:szCs w:val="24"/>
+        </w:rPr>
+      </w:pPr>
+      <w:r>
+        <w:rPr>
+          <w:rFonts w:ascii="Arial" w:hAnsi="Arial" w:cs="Arial"/>
+          <w:b/>
+          <w:bCs/>
+          <w:color w:val="auto"/>
+          <w:sz w:val="24"/>
+          <w:szCs w:val="24"/>
+        </w:rPr>
+        <w:t>2 - Objetivo do projeto:</w:t>
+      </w:r>
+    </w:p>
+    <w:p>
+      <w:pPr>
+        <w:spacing w:before="60" w:after="60"/>
+        <w:jc w:val="both"/>
+        <w:rPr>
+          <w:rFonts w:ascii="Arial" w:hAnsi="Arial" w:cs="Arial"/>
+        </w:rPr>
+      </w:pPr>
+      <w:r>
+        <w:rPr>
+          <w:rFonts w:ascii="Arial" w:hAnsi="Arial" w:cs="Arial"/>
+        </w:rPr>
+        <w:t>Democratizar o acesso ao serviço de coleta de lixo, reduzindo o descarte inadequado em áreas rurais e periféricas. O aplicativo atua como canal direto entre o cidadão e o poder público municipal, possibilitando:</w:t>
+      </w:r>
+    </w:p>
+    <w:p>
+      <w:pPr>
+        <w:pStyle w:val="PargrafodaLista"/>
+        <w:numPr>
+          <w:ilvl w:val="0"/>
+          <w:numId w:val="10"/>
+        </w:numPr>
+        <w:spacing w:before="40" w:after="40" w:line="240" w:lineRule="auto"/>
+        <w:contextualSpacing w:val="0"/>
+        <w:jc w:val="both"/>
+        <w:rPr>
+          <w:rFonts w:ascii="Arial" w:hAnsi="Arial" w:cs="Arial"/>
+        </w:rPr>
+      </w:pPr>
+      <w:r>
+        <w:rPr>
+          <w:rFonts w:ascii="Arial" w:hAnsi="Arial" w:cs="Arial"/>
+        </w:rPr>
+        <w:t>Reduzir queimadas e descartes a céu aberto;</w:t>
+      </w:r>
+    </w:p>
+    <w:p>
+      <w:pPr>
+        <w:pStyle w:val="PargrafodaLista"/>
+        <w:numPr>
+          <w:ilvl w:val="0"/>
+          <w:numId w:val="10"/>
+        </w:numPr>
+        <w:spacing w:before="40" w:after="40" w:line="240" w:lineRule="auto"/>
+        <w:contextualSpacing w:val="0"/>
+        <w:jc w:val="both"/>
+        <w:rPr>
+          <w:rFonts w:ascii="Arial" w:hAnsi="Arial" w:cs="Arial"/>
+        </w:rPr>
+      </w:pPr>
+      <w:r>
+        <w:rPr>
+          <w:rFonts w:ascii="Arial" w:hAnsi="Arial" w:cs="Arial"/>
+        </w:rPr>
+        <w:t>Prevenir a atração de animais silvestres e vetores de doenças;</w:t>
+      </w:r>
+    </w:p>
+    <w:p>
+      <w:pPr>
+        <w:pStyle w:val="PargrafodaLista"/>
+        <w:numPr>
+          <w:ilvl w:val="0"/>
+          <w:numId w:val="10"/>
+        </w:numPr>
+        <w:spacing w:before="40" w:after="40" w:line="240" w:lineRule="auto"/>
+        <w:contextualSpacing w:val="0"/>
+        <w:jc w:val="both"/>
+        <w:rPr>
+          <w:rFonts w:ascii="Arial" w:hAnsi="Arial" w:cs="Arial"/>
+        </w:rPr>
+      </w:pPr>
+      <w:r>
+        <w:rPr>
+          <w:rFonts w:ascii="Arial" w:hAnsi="Arial" w:cs="Arial"/>
+        </w:rPr>
+        <w:t>Facilitar o rastreio e agendamento das coletas pelos municípios;</w:t>
+      </w:r>
+    </w:p>
+    <w:p>
+      <w:pPr>
+        <w:pStyle w:val="PargrafodaLista"/>
+        <w:numPr>
+          <w:ilvl w:val="0"/>
+          <w:numId w:val="10"/>
+        </w:numPr>
+        <w:spacing w:before="40" w:after="40" w:line="240" w:lineRule="auto"/>
+        <w:contextualSpacing w:val="0"/>
+        <w:jc w:val="both"/>
+        <w:rPr>
+          <w:rFonts w:ascii="Arial" w:hAnsi="Arial" w:cs="Arial"/>
+        </w:rPr>
+      </w:pPr>
+      <w:r>
+        <w:rPr>
+          <w:rFonts w:ascii="Arial" w:hAnsi="Arial" w:cs="Arial"/>
+        </w:rPr>
+        <w:t>Oferecer transparência ao cidadão sobre o andamento da sua solicitação.</w:t>
+      </w:r>
+    </w:p>
+    <w:p>
+      <w:pPr>
+        <w:pBdr>
+          <w:bottom w:val="single" w:sz="4" w:space="0" w:color="5CB85C"/>
+        </w:pBdr>
+        <w:spacing w:before="120" w:after="120"/>
+        <w:jc w:val="both"/>
+        <w:rPr>
+          <w:rFonts w:ascii="Arial" w:hAnsi="Arial" w:cs="Arial"/>
+        </w:rPr>
+      </w:pPr>
+    </w:p>
+    <w:p>
+      <w:pPr>
+        <w:pStyle w:val="Ttulo2"/>
+        <w:spacing w:before="240"/>
+        <w:jc w:val="both"/>
+        <w:rPr>
+          <w:rFonts w:ascii="Arial" w:hAnsi="Arial" w:cs="Arial"/>
+          <w:color w:val="auto"/>
+          <w:sz w:val="24"/>
+          <w:szCs w:val="24"/>
+        </w:rPr>
+      </w:pPr>
+      <w:r>
+        <w:rPr>
+          <w:rFonts w:ascii="Arial" w:hAnsi="Arial" w:cs="Arial"/>
+          <w:b/>
+          <w:bCs/>
+          <w:color w:val="auto"/>
+          <w:sz w:val="24"/>
+          <w:szCs w:val="24"/>
+        </w:rPr>
+        <w:t>3 - Público-alvo:</w:t>
+      </w:r>
+    </w:p>
+    <w:p>
+      <w:pPr>
+        <w:pStyle w:val="PargrafodaLista"/>
+        <w:numPr>
+          <w:ilvl w:val="0"/>
+          <w:numId w:val="10"/>
+        </w:numPr>
+        <w:spacing w:before="40" w:after="40" w:line="240" w:lineRule="auto"/>
+        <w:contextualSpacing w:val="0"/>
+        <w:jc w:val="both"/>
+        <w:rPr>
+          <w:rFonts w:ascii="Arial" w:hAnsi="Arial" w:cs="Arial"/>
+        </w:rPr>
+      </w:pPr>
+      <w:r>
+        <w:rPr>
+          <w:rFonts w:ascii="Arial" w:hAnsi="Arial" w:cs="Arial"/>
+        </w:rPr>
+        <w:t>Cidadãos residentes em áreas sem coleta regular de lixo;</w:t>
+      </w:r>
+    </w:p>
+    <w:p>
+      <w:pPr>
+        <w:pStyle w:val="PargrafodaLista"/>
+        <w:numPr>
+          <w:ilvl w:val="0"/>
+          <w:numId w:val="10"/>
+        </w:numPr>
+        <w:spacing w:before="40" w:after="40" w:line="240" w:lineRule="auto"/>
+        <w:contextualSpacing w:val="0"/>
+        <w:jc w:val="both"/>
+        <w:rPr>
+          <w:rFonts w:ascii="Arial" w:hAnsi="Arial" w:cs="Arial"/>
+        </w:rPr>
+      </w:pPr>
+      <w:r>
+        <w:rPr>
+          <w:rFonts w:ascii="Arial" w:hAnsi="Arial" w:cs="Arial"/>
+        </w:rPr>
+        <w:t>Produtores rurais afetados pelo descarte irregular de terceiros;</w:t>
+      </w:r>
+    </w:p>
+    <w:p>
+      <w:pPr>
+        <w:pStyle w:val="PargrafodaLista"/>
+        <w:numPr>
+          <w:ilvl w:val="0"/>
+          <w:numId w:val="10"/>
+        </w:numPr>
+        <w:spacing w:before="40" w:after="40" w:line="240" w:lineRule="auto"/>
+        <w:contextualSpacing w:val="0"/>
+        <w:jc w:val="both"/>
+        <w:rPr>
+          <w:rFonts w:ascii="Arial" w:hAnsi="Arial" w:cs="Arial"/>
+        </w:rPr>
+      </w:pPr>
+      <w:r>
+        <w:rPr>
+          <w:rFonts w:ascii="Arial" w:hAnsi="Arial" w:cs="Arial"/>
+        </w:rPr>
+        <w:lastRenderedPageBreak/>
+        <w:t>Municípios engajados na causa ambiental;</w:t>
+      </w:r>
+    </w:p>
+    <w:p>
+      <w:pPr>
+        <w:pStyle w:val="PargrafodaLista"/>
+        <w:numPr>
+          <w:ilvl w:val="0"/>
+          <w:numId w:val="10"/>
+        </w:numPr>
+        <w:spacing w:before="40" w:after="40" w:line="240" w:lineRule="auto"/>
+        <w:contextualSpacing w:val="0"/>
+        <w:jc w:val="both"/>
+        <w:rPr>
+          <w:rFonts w:ascii="Arial" w:hAnsi="Arial" w:cs="Arial"/>
+        </w:rPr>
+      </w:pPr>
+      <w:r>
+        <w:rPr>
+          <w:rFonts w:ascii="Arial" w:hAnsi="Arial" w:cs="Arial"/>
+        </w:rPr>
+        <w:t>Prefeituras de pequeno e médio porte interessadas em digitalizar a gestão de resíduos.</w:t>
+      </w:r>
+    </w:p>
+    <w:p>
+      <w:pPr>
+        <w:pBdr>
+          <w:bottom w:val="single" w:sz="4" w:space="0" w:color="5CB85C"/>
+        </w:pBdr>
+        <w:spacing w:before="120" w:after="120"/>
+        <w:jc w:val="both"/>
+        <w:rPr>
+          <w:rFonts w:ascii="Arial" w:hAnsi="Arial" w:cs="Arial"/>
+        </w:rPr>
+      </w:pPr>
+    </w:p>
+    <w:p>
+      <w:pPr>
+        <w:pStyle w:val="Ttulo2"/>
+        <w:spacing w:before="240"/>
+        <w:jc w:val="both"/>
+        <w:rPr>
+          <w:rFonts w:ascii="Arial" w:hAnsi="Arial" w:cs="Arial"/>
+          <w:color w:val="auto"/>
+          <w:sz w:val="24"/>
+          <w:szCs w:val="24"/>
+        </w:rPr>
+      </w:pPr>
+      <w:r>
+        <w:rPr>
+          <w:rFonts w:ascii="Arial" w:hAnsi="Arial" w:cs="Arial"/>
+          <w:b/>
+          <w:bCs/>
+          <w:color w:val="auto"/>
+          <w:sz w:val="24"/>
+          <w:szCs w:val="24"/>
+        </w:rPr>
+        <w:t>4 - Necessidades do cliente:</w:t>
+      </w:r>
+    </w:p>
+    <w:p>
+      <w:pPr>
+        <w:pStyle w:val="PargrafodaLista"/>
+        <w:numPr>
+          <w:ilvl w:val="0"/>
+          <w:numId w:val="10"/>
+        </w:numPr>
+        <w:spacing w:before="40" w:after="40" w:line="240" w:lineRule="auto"/>
+        <w:contextualSpacing w:val="0"/>
+        <w:jc w:val="both"/>
+        <w:rPr>
+          <w:rFonts w:ascii="Arial" w:hAnsi="Arial" w:cs="Arial"/>
+        </w:rPr>
+      </w:pPr>
+      <w:r>
+        <w:rPr>
+          <w:rFonts w:ascii="Arial" w:hAnsi="Arial" w:cs="Arial"/>
+        </w:rPr>
+        <w:t>Permitir que cidadãos solicitem coleta de forma simples pelo celular;</w:t>
+      </w:r>
+    </w:p>
+    <w:p>
+      <w:pPr>
+        <w:pStyle w:val="PargrafodaLista"/>
+        <w:numPr>
+          <w:ilvl w:val="0"/>
+          <w:numId w:val="10"/>
+        </w:numPr>
+        <w:spacing w:before="40" w:after="40" w:line="240" w:lineRule="auto"/>
+        <w:contextualSpacing w:val="0"/>
+        <w:jc w:val="both"/>
+        <w:rPr>
+          <w:rFonts w:ascii="Arial" w:hAnsi="Arial" w:cs="Arial"/>
+        </w:rPr>
+      </w:pPr>
+      <w:r>
+        <w:rPr>
+          <w:rFonts w:ascii="Arial" w:hAnsi="Arial" w:cs="Arial"/>
+        </w:rPr>
+        <w:t>Oferecer painel de gestão de requerimentos para os municípios;</w:t>
+      </w:r>
+    </w:p>
+    <w:p>
+      <w:pPr>
+        <w:pStyle w:val="PargrafodaLista"/>
+        <w:numPr>
+          <w:ilvl w:val="0"/>
+          <w:numId w:val="10"/>
+        </w:numPr>
+        <w:spacing w:before="40" w:after="40" w:line="240" w:lineRule="auto"/>
+        <w:contextualSpacing w:val="0"/>
+        <w:jc w:val="both"/>
+        <w:rPr>
+          <w:rFonts w:ascii="Arial" w:hAnsi="Arial" w:cs="Arial"/>
+        </w:rPr>
+      </w:pPr>
+      <w:r>
+        <w:rPr>
+          <w:rFonts w:ascii="Arial" w:hAnsi="Arial" w:cs="Arial"/>
+        </w:rPr>
+        <w:t>Permitir ao município aceitar, recusar ou agendar coletas;</w:t>
+      </w:r>
+    </w:p>
+    <w:p>
+      <w:pPr>
+        <w:pStyle w:val="PargrafodaLista"/>
+        <w:numPr>
+          <w:ilvl w:val="0"/>
+          <w:numId w:val="10"/>
+        </w:numPr>
+        <w:spacing w:before="40" w:after="40" w:line="240" w:lineRule="auto"/>
+        <w:contextualSpacing w:val="0"/>
+        <w:jc w:val="both"/>
+        <w:rPr>
+          <w:rFonts w:ascii="Arial" w:hAnsi="Arial" w:cs="Arial"/>
+        </w:rPr>
+      </w:pPr>
+      <w:r>
+        <w:rPr>
+          <w:rFonts w:ascii="Arial" w:hAnsi="Arial" w:cs="Arial"/>
+        </w:rPr>
+        <w:t>Disponibilizar canal de contato entre cidadão e município;</w:t>
+      </w:r>
+    </w:p>
+    <w:p>
+      <w:pPr>
+        <w:pStyle w:val="PargrafodaLista"/>
+        <w:numPr>
+          <w:ilvl w:val="0"/>
+          <w:numId w:val="10"/>
+        </w:numPr>
+        <w:spacing w:before="40" w:after="40" w:line="240" w:lineRule="auto"/>
+        <w:contextualSpacing w:val="0"/>
+        <w:jc w:val="both"/>
+        <w:rPr>
+          <w:rFonts w:ascii="Arial" w:hAnsi="Arial" w:cs="Arial"/>
+        </w:rPr>
+      </w:pPr>
+      <w:r>
+        <w:rPr>
+          <w:rFonts w:ascii="Arial" w:hAnsi="Arial" w:cs="Arial"/>
+        </w:rPr>
+        <w:t>Manter linguagem clara e interface acessível;</w:t>
+      </w:r>
+    </w:p>
+    <w:p>
+      <w:pPr>
+        <w:pStyle w:val="PargrafodaLista"/>
+        <w:numPr>
+          <w:ilvl w:val="0"/>
+          <w:numId w:val="10"/>
+        </w:numPr>
+        <w:spacing w:before="40" w:after="40" w:line="240" w:lineRule="auto"/>
+        <w:contextualSpacing w:val="0"/>
+        <w:jc w:val="both"/>
+        <w:rPr>
+          <w:rFonts w:ascii="Arial" w:hAnsi="Arial" w:cs="Arial"/>
+        </w:rPr>
+      </w:pPr>
+      <w:r>
+        <w:rPr>
+          <w:rFonts w:ascii="Arial" w:hAnsi="Arial" w:cs="Arial"/>
+        </w:rPr>
+        <w:t>Facilitar o cadastro de novos municípios na plataforma.</w:t>
+      </w:r>
+    </w:p>
+    <w:p>
+      <w:pPr>
+        <w:pBdr>
+          <w:bottom w:val="single" w:sz="4" w:space="0" w:color="5CB85C"/>
+        </w:pBdr>
+        <w:spacing w:before="120" w:after="120"/>
+        <w:jc w:val="both"/>
+        <w:rPr>
+          <w:rFonts w:ascii="Arial" w:hAnsi="Arial" w:cs="Arial"/>
+        </w:rPr>
+      </w:pPr>
+    </w:p>
+    <w:p>
+      <w:pPr>
+        <w:pStyle w:val="Ttulo2"/>
+        <w:spacing w:before="240"/>
+        <w:jc w:val="both"/>
+        <w:rPr>
+          <w:rFonts w:ascii="Arial" w:hAnsi="Arial" w:cs="Arial"/>
+          <w:color w:val="auto"/>
+          <w:sz w:val="24"/>
+          <w:szCs w:val="24"/>
+        </w:rPr>
+      </w:pPr>
+      <w:r>
+        <w:rPr>
+          <w:rFonts w:ascii="Arial" w:hAnsi="Arial" w:cs="Arial"/>
+          <w:b/>
+          <w:bCs/>
+          <w:color w:val="auto"/>
+          <w:sz w:val="24"/>
+          <w:szCs w:val="24"/>
+        </w:rPr>
+        <w:t>5 - Telas do aplicativo mobile:</w:t>
+      </w:r>
+    </w:p>
+    <w:p>
+      <w:pPr>
+        <w:pStyle w:val="PargrafodaLista"/>
+        <w:numPr>
+          <w:ilvl w:val="0"/>
+          <w:numId w:val="10"/>
+        </w:numPr>
+        <w:spacing w:before="40" w:after="40" w:line="240" w:lineRule="auto"/>
+        <w:contextualSpacing w:val="0"/>
+        <w:jc w:val="both"/>
+        <w:rPr>
+          <w:rFonts w:ascii="Arial" w:hAnsi="Arial" w:cs="Arial"/>
+        </w:rPr>
+      </w:pPr>
+      <w:r>
+        <w:rPr>
+          <w:rFonts w:ascii="Arial" w:hAnsi="Arial" w:cs="Arial"/>
+        </w:rPr>
+        <w:t>Tela "Home" — Painel de controle com acesso às funcionalidades;</w:t>
+      </w:r>
+    </w:p>
+    <w:p>
+      <w:pPr>
+        <w:pStyle w:val="PargrafodaLista"/>
+        <w:numPr>
+          <w:ilvl w:val="0"/>
+          <w:numId w:val="10"/>
+        </w:numPr>
+        <w:spacing w:before="40" w:after="40" w:line="240" w:lineRule="auto"/>
+        <w:contextualSpacing w:val="0"/>
+        <w:jc w:val="both"/>
+        <w:rPr>
+          <w:rFonts w:ascii="Arial" w:hAnsi="Arial" w:cs="Arial"/>
+        </w:rPr>
+      </w:pPr>
+      <w:r>
+        <w:rPr>
+          <w:rFonts w:ascii="Arial" w:hAnsi="Arial" w:cs="Arial"/>
+        </w:rPr>
+        <w:t xml:space="preserve">Tela "Sobre o Projeto" — Apresentação e objetivos do </w:t>
+      </w:r>
+      <w:proofErr w:type="spellStart"/>
+      <w:r>
+        <w:rPr>
+          <w:rFonts w:ascii="Arial" w:hAnsi="Arial" w:cs="Arial"/>
+        </w:rPr>
+        <w:t>EcoTrash</w:t>
+      </w:r>
+      <w:proofErr w:type="spellEnd"/>
+      <w:r>
+        <w:rPr>
+          <w:rFonts w:ascii="Arial" w:hAnsi="Arial" w:cs="Arial"/>
+        </w:rPr>
+        <w:t>;</w:t>
+      </w:r>
+    </w:p>
+    <w:p>
+      <w:pPr>
+        <w:pStyle w:val="PargrafodaLista"/>
+        <w:numPr>
+          <w:ilvl w:val="0"/>
+          <w:numId w:val="10"/>
+        </w:numPr>
+        <w:spacing w:before="40" w:after="40" w:line="240" w:lineRule="auto"/>
+        <w:contextualSpacing w:val="0"/>
+        <w:jc w:val="both"/>
+        <w:rPr>
+          <w:rFonts w:ascii="Arial" w:hAnsi="Arial" w:cs="Arial"/>
+        </w:rPr>
+      </w:pPr>
+      <w:r>
+        <w:rPr>
+          <w:rFonts w:ascii="Arial" w:hAnsi="Arial" w:cs="Arial"/>
+        </w:rPr>
+        <w:t>Tela "Fale Conosco" — Canal de contato com formulário de mensagem;</w:t>
+      </w:r>
+    </w:p>
+    <w:p>
+      <w:pPr>
+        <w:pStyle w:val="PargrafodaLista"/>
+        <w:numPr>
+          <w:ilvl w:val="0"/>
+          <w:numId w:val="10"/>
+        </w:numPr>
+        <w:spacing w:before="40" w:after="40" w:line="240" w:lineRule="auto"/>
+        <w:contextualSpacing w:val="0"/>
+        <w:jc w:val="both"/>
+        <w:rPr>
+          <w:rFonts w:ascii="Arial" w:hAnsi="Arial" w:cs="Arial"/>
+        </w:rPr>
+      </w:pPr>
+      <w:r>
+        <w:rPr>
+          <w:rFonts w:ascii="Arial" w:hAnsi="Arial" w:cs="Arial"/>
+        </w:rPr>
+        <w:t>Tela "Solicitar Coleta" — Formulário com dados pessoais e endereço;</w:t>
+      </w:r>
+    </w:p>
+    <w:p>
+      <w:pPr>
+        <w:pStyle w:val="PargrafodaLista"/>
+        <w:numPr>
+          <w:ilvl w:val="0"/>
+          <w:numId w:val="10"/>
+        </w:numPr>
+        <w:spacing w:before="40" w:after="40" w:line="240" w:lineRule="auto"/>
+        <w:contextualSpacing w:val="0"/>
+        <w:jc w:val="both"/>
+        <w:rPr>
+          <w:rFonts w:ascii="Arial" w:hAnsi="Arial" w:cs="Arial"/>
+        </w:rPr>
+      </w:pPr>
+      <w:r>
+        <w:rPr>
+          <w:rFonts w:ascii="Arial" w:hAnsi="Arial" w:cs="Arial"/>
+        </w:rPr>
+        <w:t>Tela "Confirmação de Solicitação" — Feedback pós-envio;</w:t>
+      </w:r>
+    </w:p>
+    <w:p>
+      <w:pPr>
+        <w:pStyle w:val="PargrafodaLista"/>
+        <w:numPr>
+          <w:ilvl w:val="0"/>
+          <w:numId w:val="10"/>
+        </w:numPr>
+        <w:spacing w:before="40" w:after="40" w:line="240" w:lineRule="auto"/>
+        <w:contextualSpacing w:val="0"/>
+        <w:jc w:val="both"/>
+        <w:rPr>
+          <w:rFonts w:ascii="Arial" w:hAnsi="Arial" w:cs="Arial"/>
+        </w:rPr>
+      </w:pPr>
+      <w:r>
+        <w:rPr>
+          <w:rFonts w:ascii="Arial" w:hAnsi="Arial" w:cs="Arial"/>
+        </w:rPr>
+        <w:t>Tela "Consultar Requerimento" — Acesso por CPF;</w:t>
+      </w:r>
+    </w:p>
+    <w:p>
+      <w:pPr>
+        <w:pStyle w:val="PargrafodaLista"/>
+        <w:numPr>
+          <w:ilvl w:val="0"/>
+          <w:numId w:val="10"/>
+        </w:numPr>
+        <w:spacing w:before="40" w:after="40" w:line="240" w:lineRule="auto"/>
+        <w:contextualSpacing w:val="0"/>
+        <w:jc w:val="both"/>
+        <w:rPr>
+          <w:rFonts w:ascii="Arial" w:hAnsi="Arial" w:cs="Arial"/>
+        </w:rPr>
+      </w:pPr>
+      <w:r>
+        <w:rPr>
+          <w:rFonts w:ascii="Arial" w:hAnsi="Arial" w:cs="Arial"/>
+        </w:rPr>
+        <w:t>Tela "Meus Requerimentos" — Lista de pedidos do cidadão;</w:t>
+      </w:r>
+    </w:p>
+    <w:p>
+      <w:pPr>
+        <w:pStyle w:val="PargrafodaLista"/>
+        <w:numPr>
+          <w:ilvl w:val="0"/>
+          <w:numId w:val="10"/>
+        </w:numPr>
+        <w:spacing w:before="40" w:after="40" w:line="240" w:lineRule="auto"/>
+        <w:contextualSpacing w:val="0"/>
+        <w:jc w:val="both"/>
+        <w:rPr>
+          <w:rFonts w:ascii="Arial" w:hAnsi="Arial" w:cs="Arial"/>
+        </w:rPr>
+      </w:pPr>
+      <w:r>
+        <w:rPr>
+          <w:rFonts w:ascii="Arial" w:hAnsi="Arial" w:cs="Arial"/>
+        </w:rPr>
+        <w:t>Tela "Detalhe do Requerimento" (cidadão) — Informações completas e status;</w:t>
+      </w:r>
+    </w:p>
+    <w:p>
+      <w:pPr>
+        <w:pStyle w:val="PargrafodaLista"/>
+        <w:numPr>
+          <w:ilvl w:val="0"/>
+          <w:numId w:val="10"/>
+        </w:numPr>
+        <w:spacing w:before="40" w:after="40" w:line="240" w:lineRule="auto"/>
+        <w:contextualSpacing w:val="0"/>
+        <w:jc w:val="both"/>
+        <w:rPr>
+          <w:rFonts w:ascii="Arial" w:hAnsi="Arial" w:cs="Arial"/>
+        </w:rPr>
+      </w:pPr>
+      <w:r>
+        <w:rPr>
+          <w:rFonts w:ascii="Arial" w:hAnsi="Arial" w:cs="Arial"/>
+        </w:rPr>
+        <w:t>Tela "Login do Município" — Autenticação da prefeitura parceira;</w:t>
+      </w:r>
+    </w:p>
+    <w:p>
+      <w:pPr>
+        <w:pStyle w:val="PargrafodaLista"/>
+        <w:numPr>
+          <w:ilvl w:val="0"/>
+          <w:numId w:val="10"/>
+        </w:numPr>
+        <w:spacing w:before="40" w:after="40" w:line="240" w:lineRule="auto"/>
+        <w:contextualSpacing w:val="0"/>
+        <w:jc w:val="both"/>
+        <w:rPr>
+          <w:rFonts w:ascii="Arial" w:hAnsi="Arial" w:cs="Arial"/>
+        </w:rPr>
+      </w:pPr>
+      <w:r>
+        <w:rPr>
+          <w:rFonts w:ascii="Arial" w:hAnsi="Arial" w:cs="Arial"/>
+        </w:rPr>
+        <w:t>Tela "Cadastro de Município" — Registro de novo município;</w:t>
+      </w:r>
+    </w:p>
+    <w:p>
+      <w:pPr>
+        <w:pStyle w:val="PargrafodaLista"/>
+        <w:numPr>
+          <w:ilvl w:val="0"/>
+          <w:numId w:val="10"/>
+        </w:numPr>
+        <w:spacing w:before="40" w:after="40" w:line="240" w:lineRule="auto"/>
+        <w:contextualSpacing w:val="0"/>
+        <w:jc w:val="both"/>
+        <w:rPr>
+          <w:rFonts w:ascii="Arial" w:hAnsi="Arial" w:cs="Arial"/>
+        </w:rPr>
+      </w:pPr>
+      <w:r>
+        <w:rPr>
+          <w:rFonts w:ascii="Arial" w:hAnsi="Arial" w:cs="Arial"/>
+        </w:rPr>
+        <w:t>Tela "Recuperar Senha" — Envio de nova senha por e-mail;</w:t>
+      </w:r>
+    </w:p>
+    <w:p>
+      <w:pPr>
+        <w:pStyle w:val="PargrafodaLista"/>
+        <w:numPr>
+          <w:ilvl w:val="0"/>
+          <w:numId w:val="10"/>
+        </w:numPr>
+        <w:spacing w:before="40" w:after="40" w:line="240" w:lineRule="auto"/>
+        <w:contextualSpacing w:val="0"/>
+        <w:jc w:val="both"/>
+        <w:rPr>
+          <w:rFonts w:ascii="Arial" w:hAnsi="Arial" w:cs="Arial"/>
+        </w:rPr>
+      </w:pPr>
+      <w:r>
+        <w:rPr>
+          <w:rFonts w:ascii="Arial" w:hAnsi="Arial" w:cs="Arial"/>
+        </w:rPr>
+        <w:t>Tela "Gestão de Requerimentos" — Painel com todos os pedidos do município;</w:t>
+      </w:r>
+    </w:p>
+    <w:p>
+      <w:pPr>
+        <w:pStyle w:val="PargrafodaLista"/>
+        <w:numPr>
+          <w:ilvl w:val="0"/>
+          <w:numId w:val="10"/>
+        </w:numPr>
+        <w:spacing w:before="40" w:after="40" w:line="240" w:lineRule="auto"/>
+        <w:contextualSpacing w:val="0"/>
+        <w:jc w:val="both"/>
+        <w:rPr>
+          <w:rFonts w:ascii="Arial" w:hAnsi="Arial" w:cs="Arial"/>
+        </w:rPr>
+      </w:pPr>
+      <w:r>
+        <w:rPr>
+          <w:rFonts w:ascii="Arial" w:hAnsi="Arial" w:cs="Arial"/>
+        </w:rPr>
+        <w:t>Tela "Detalhe do Requerimento" (município) — Ações de aceite, recusa e agendamento.</w:t>
+      </w:r>
+    </w:p>
+    <w:p>
+      <w:pPr>
+        <w:pBdr>
+          <w:bottom w:val="single" w:sz="4" w:space="0" w:color="5CB85C"/>
+        </w:pBdr>
+        <w:spacing w:before="120" w:after="120"/>
+        <w:jc w:val="both"/>
+        <w:rPr>
+          <w:rFonts w:ascii="Arial" w:hAnsi="Arial" w:cs="Arial"/>
+        </w:rPr>
+      </w:pPr>
+    </w:p>
+    <w:p>
+      <w:pPr>
+        <w:pStyle w:val="Ttulo2"/>
+        <w:spacing w:before="240"/>
+        <w:jc w:val="both"/>
+        <w:rPr>
+          <w:rFonts w:ascii="Arial" w:hAnsi="Arial" w:cs="Arial"/>
+          <w:color w:val="auto"/>
+          <w:sz w:val="24"/>
+          <w:szCs w:val="24"/>
+        </w:rPr>
+      </w:pPr>
+      <w:r>
+        <w:rPr>
+          <w:rFonts w:ascii="Arial" w:hAnsi="Arial" w:cs="Arial"/>
+          <w:b/>
+          <w:bCs/>
+          <w:color w:val="auto"/>
+          <w:sz w:val="24"/>
+          <w:szCs w:val="24"/>
+        </w:rPr>
+        <w:t>6 - Funcionalidades do aplicativo:</w:t>
+      </w:r>
+    </w:p>
+    <w:p>
+      <w:pPr>
+        <w:pStyle w:val="PargrafodaLista"/>
+        <w:numPr>
+          <w:ilvl w:val="0"/>
+          <w:numId w:val="10"/>
+        </w:numPr>
+        <w:spacing w:before="40" w:after="40" w:line="240" w:lineRule="auto"/>
+        <w:contextualSpacing w:val="0"/>
+        <w:jc w:val="both"/>
+        <w:rPr>
+          <w:rFonts w:ascii="Arial" w:hAnsi="Arial" w:cs="Arial"/>
+        </w:rPr>
+      </w:pPr>
+      <w:r>
+        <w:rPr>
+          <w:rFonts w:ascii="Arial" w:hAnsi="Arial" w:cs="Arial"/>
+        </w:rPr>
+        <w:t>Layout responsivo mobile-</w:t>
+      </w:r>
+      <w:proofErr w:type="spellStart"/>
+      <w:r>
+        <w:rPr>
+          <w:rFonts w:ascii="Arial" w:hAnsi="Arial" w:cs="Arial"/>
+        </w:rPr>
+        <w:t>first</w:t>
+      </w:r>
+      <w:proofErr w:type="spellEnd"/>
+      <w:r>
+        <w:rPr>
+          <w:rFonts w:ascii="Arial" w:hAnsi="Arial" w:cs="Arial"/>
+        </w:rPr>
+        <w:t xml:space="preserve"> (</w:t>
+      </w:r>
+      <w:proofErr w:type="spellStart"/>
+      <w:r>
+        <w:rPr>
+          <w:rFonts w:ascii="Arial" w:hAnsi="Arial" w:cs="Arial"/>
+        </w:rPr>
+        <w:t>Ionic</w:t>
+      </w:r>
+      <w:proofErr w:type="spellEnd"/>
+      <w:r>
+        <w:rPr>
+          <w:rFonts w:ascii="Arial" w:hAnsi="Arial" w:cs="Arial"/>
+        </w:rPr>
+        <w:t xml:space="preserve"> Framework);</w:t>
+      </w:r>
+    </w:p>
+    <w:p>
+      <w:pPr>
+        <w:pStyle w:val="PargrafodaLista"/>
+        <w:numPr>
+          <w:ilvl w:val="0"/>
+          <w:numId w:val="10"/>
+        </w:numPr>
+        <w:spacing w:before="40" w:after="40" w:line="240" w:lineRule="auto"/>
+        <w:contextualSpacing w:val="0"/>
+        <w:jc w:val="both"/>
+        <w:rPr>
+          <w:rFonts w:ascii="Arial" w:hAnsi="Arial" w:cs="Arial"/>
+        </w:rPr>
+      </w:pPr>
+      <w:r>
+        <w:rPr>
+          <w:rFonts w:ascii="Arial" w:hAnsi="Arial" w:cs="Arial"/>
+        </w:rPr>
+        <w:t>Integração com API do IBGE para estados e municípios;</w:t>
+      </w:r>
+    </w:p>
+    <w:p>
+      <w:pPr>
+        <w:pStyle w:val="PargrafodaLista"/>
+        <w:numPr>
+          <w:ilvl w:val="0"/>
+          <w:numId w:val="10"/>
+        </w:numPr>
+        <w:spacing w:before="40" w:after="40" w:line="240" w:lineRule="auto"/>
+        <w:contextualSpacing w:val="0"/>
+        <w:jc w:val="both"/>
+        <w:rPr>
+          <w:rFonts w:ascii="Arial" w:hAnsi="Arial" w:cs="Arial"/>
+        </w:rPr>
+      </w:pPr>
+      <w:r>
+        <w:rPr>
+          <w:rFonts w:ascii="Arial" w:hAnsi="Arial" w:cs="Arial"/>
+        </w:rPr>
+        <w:t>Solicitação de coleta por cidadão via formulário;</w:t>
+      </w:r>
+    </w:p>
+    <w:p>
+      <w:pPr>
+        <w:pStyle w:val="PargrafodaLista"/>
+        <w:numPr>
+          <w:ilvl w:val="0"/>
+          <w:numId w:val="10"/>
+        </w:numPr>
+        <w:spacing w:before="40" w:after="40" w:line="240" w:lineRule="auto"/>
+        <w:contextualSpacing w:val="0"/>
+        <w:jc w:val="both"/>
+        <w:rPr>
+          <w:rFonts w:ascii="Arial" w:hAnsi="Arial" w:cs="Arial"/>
+        </w:rPr>
+      </w:pPr>
+      <w:r>
+        <w:rPr>
+          <w:rFonts w:ascii="Arial" w:hAnsi="Arial" w:cs="Arial"/>
+        </w:rPr>
+        <w:t>Acompanhamento de requerimentos por CPF;</w:t>
+      </w:r>
+    </w:p>
+    <w:p>
+      <w:pPr>
+        <w:pStyle w:val="PargrafodaLista"/>
+        <w:numPr>
+          <w:ilvl w:val="0"/>
+          <w:numId w:val="10"/>
+        </w:numPr>
+        <w:spacing w:before="40" w:after="40" w:line="240" w:lineRule="auto"/>
+        <w:contextualSpacing w:val="0"/>
+        <w:jc w:val="both"/>
+        <w:rPr>
+          <w:rFonts w:ascii="Arial" w:hAnsi="Arial" w:cs="Arial"/>
+        </w:rPr>
+      </w:pPr>
+      <w:r>
+        <w:rPr>
+          <w:rFonts w:ascii="Arial" w:hAnsi="Arial" w:cs="Arial"/>
+        </w:rPr>
+        <w:t>Aceite, recusa e agendamento de coleta pela prefeitura;</w:t>
+      </w:r>
+    </w:p>
+    <w:p>
+      <w:pPr>
+        <w:pStyle w:val="PargrafodaLista"/>
+        <w:numPr>
+          <w:ilvl w:val="0"/>
+          <w:numId w:val="10"/>
+        </w:numPr>
+        <w:spacing w:before="40" w:after="40" w:line="240" w:lineRule="auto"/>
+        <w:contextualSpacing w:val="0"/>
+        <w:jc w:val="both"/>
+        <w:rPr>
+          <w:rFonts w:ascii="Arial" w:hAnsi="Arial" w:cs="Arial"/>
+        </w:rPr>
+      </w:pPr>
+      <w:r>
+        <w:rPr>
+          <w:rFonts w:ascii="Arial" w:hAnsi="Arial" w:cs="Arial"/>
+        </w:rPr>
+        <w:t>Cadastro e autenticação de municípios;</w:t>
+      </w:r>
+    </w:p>
+    <w:p>
+      <w:pPr>
+        <w:pStyle w:val="PargrafodaLista"/>
+        <w:numPr>
+          <w:ilvl w:val="0"/>
+          <w:numId w:val="10"/>
+        </w:numPr>
+        <w:spacing w:before="40" w:after="40" w:line="240" w:lineRule="auto"/>
+        <w:contextualSpacing w:val="0"/>
+        <w:jc w:val="both"/>
+        <w:rPr>
+          <w:rFonts w:ascii="Arial" w:hAnsi="Arial" w:cs="Arial"/>
+        </w:rPr>
+      </w:pPr>
+      <w:r>
+        <w:rPr>
+          <w:rFonts w:ascii="Arial" w:hAnsi="Arial" w:cs="Arial"/>
+        </w:rPr>
+        <w:t>Recuperação de senha por e-mail;</w:t>
+      </w:r>
+    </w:p>
+    <w:p>
+      <w:pPr>
+        <w:pStyle w:val="PargrafodaLista"/>
+        <w:numPr>
+          <w:ilvl w:val="0"/>
+          <w:numId w:val="10"/>
+        </w:numPr>
+        <w:spacing w:before="40" w:after="40" w:line="240" w:lineRule="auto"/>
+        <w:contextualSpacing w:val="0"/>
+        <w:jc w:val="both"/>
+        <w:rPr>
+          <w:rFonts w:ascii="Arial" w:hAnsi="Arial" w:cs="Arial"/>
+        </w:rPr>
+      </w:pPr>
+      <w:r>
+        <w:rPr>
+          <w:rFonts w:ascii="Arial" w:hAnsi="Arial" w:cs="Arial"/>
+        </w:rPr>
+        <w:t xml:space="preserve">Navegação por menu </w:t>
+      </w:r>
+      <w:proofErr w:type="spellStart"/>
+      <w:r>
+        <w:rPr>
+          <w:rFonts w:ascii="Arial" w:hAnsi="Arial" w:cs="Arial"/>
+        </w:rPr>
+        <w:t>popover</w:t>
+      </w:r>
+      <w:proofErr w:type="spellEnd"/>
+      <w:r>
+        <w:rPr>
+          <w:rFonts w:ascii="Arial" w:hAnsi="Arial" w:cs="Arial"/>
+        </w:rPr>
+        <w:t xml:space="preserve"> (três pontos);</w:t>
+      </w:r>
+    </w:p>
+    <w:p>
+      <w:pPr>
+        <w:pStyle w:val="PargrafodaLista"/>
+        <w:numPr>
+          <w:ilvl w:val="0"/>
+          <w:numId w:val="10"/>
+        </w:numPr>
+        <w:spacing w:before="40" w:after="40" w:line="240" w:lineRule="auto"/>
+        <w:contextualSpacing w:val="0"/>
+        <w:jc w:val="both"/>
+        <w:rPr>
+          <w:rFonts w:ascii="Arial" w:hAnsi="Arial" w:cs="Arial"/>
+        </w:rPr>
+      </w:pPr>
+      <w:r>
+        <w:rPr>
+          <w:rFonts w:ascii="Arial" w:hAnsi="Arial" w:cs="Arial"/>
+        </w:rPr>
+        <w:t>Feedback visual de status: Pendente, Agendado, Coletado, Recusado.</w:t>
+      </w:r>
+    </w:p>
+    <w:p>
+      <w:pPr>
+        <w:pBdr>
+          <w:bottom w:val="single" w:sz="4" w:space="0" w:color="5CB85C"/>
+        </w:pBdr>
+        <w:spacing w:before="120" w:after="120"/>
+        <w:jc w:val="both"/>
+        <w:rPr>
+          <w:rFonts w:ascii="Arial" w:hAnsi="Arial" w:cs="Arial"/>
+        </w:rPr>
+      </w:pPr>
+    </w:p>
+    <w:p>
+      <w:pPr>
+        <w:pStyle w:val="Ttulo2"/>
+        <w:spacing w:before="240"/>
+        <w:jc w:val="both"/>
+        <w:rPr>
+          <w:rFonts w:ascii="Arial" w:hAnsi="Arial" w:cs="Arial"/>
+          <w:color w:val="auto"/>
+          <w:sz w:val="24"/>
+          <w:szCs w:val="24"/>
+        </w:rPr>
+      </w:pPr>
+      <w:r>
+        <w:rPr>
+          <w:rFonts w:ascii="Arial" w:hAnsi="Arial" w:cs="Arial"/>
+          <w:b/>
+          <w:bCs/>
+          <w:color w:val="auto"/>
+          <w:sz w:val="24"/>
+          <w:szCs w:val="24"/>
+        </w:rPr>
+        <w:t>7 - Stack tecnológica:</w:t>
+      </w:r>
+    </w:p>
+    <w:p>
+      <w:pPr>
+        <w:pStyle w:val="PargrafodaLista"/>
+        <w:numPr>
+          <w:ilvl w:val="0"/>
+          <w:numId w:val="10"/>
+        </w:numPr>
+        <w:spacing w:before="40" w:after="40" w:line="240" w:lineRule="auto"/>
+        <w:contextualSpacing w:val="0"/>
+        <w:jc w:val="both"/>
+        <w:rPr>
+          <w:rFonts w:ascii="Arial" w:hAnsi="Arial" w:cs="Arial"/>
+        </w:rPr>
+      </w:pPr>
+      <w:proofErr w:type="spellStart"/>
+      <w:r>
+        <w:rPr>
+          <w:rFonts w:ascii="Arial" w:hAnsi="Arial" w:cs="Arial"/>
+          <w:b/>
+          <w:bCs/>
+        </w:rPr>
+        <w:t>Frontend</w:t>
+      </w:r>
+      <w:proofErr w:type="spellEnd"/>
+      <w:r>
+        <w:rPr>
+          <w:rFonts w:ascii="Arial" w:hAnsi="Arial" w:cs="Arial"/>
+          <w:b/>
+          <w:bCs/>
+        </w:rPr>
+        <w:t xml:space="preserve">: </w:t>
+      </w:r>
+      <w:proofErr w:type="spellStart"/>
+      <w:r>
+        <w:rPr>
+          <w:rFonts w:ascii="Arial" w:hAnsi="Arial" w:cs="Arial"/>
+        </w:rPr>
+        <w:t>Ionic</w:t>
+      </w:r>
+      <w:proofErr w:type="spellEnd"/>
+      <w:r>
+        <w:rPr>
+          <w:rFonts w:ascii="Arial" w:hAnsi="Arial" w:cs="Arial"/>
+        </w:rPr>
+        <w:t xml:space="preserve"> 7 + </w:t>
+      </w:r>
+      <w:proofErr w:type="spellStart"/>
+      <w:r>
+        <w:rPr>
+          <w:rFonts w:ascii="Arial" w:hAnsi="Arial" w:cs="Arial"/>
+        </w:rPr>
+        <w:t>React</w:t>
+      </w:r>
+      <w:proofErr w:type="spellEnd"/>
+      <w:r>
+        <w:rPr>
+          <w:rFonts w:ascii="Arial" w:hAnsi="Arial" w:cs="Arial"/>
+        </w:rPr>
+        <w:t xml:space="preserve"> 18 + </w:t>
+      </w:r>
+      <w:proofErr w:type="spellStart"/>
+      <w:r>
+        <w:rPr>
+          <w:rFonts w:ascii="Arial" w:hAnsi="Arial" w:cs="Arial"/>
+        </w:rPr>
+        <w:t>TypeScript</w:t>
+      </w:r>
+      <w:proofErr w:type="spellEnd"/>
+    </w:p>
+    <w:p>
+      <w:pPr>
+        <w:pStyle w:val="PargrafodaLista"/>
+        <w:numPr>
+          <w:ilvl w:val="0"/>
+          <w:numId w:val="10"/>
+        </w:numPr>
+        <w:spacing w:before="40" w:after="40" w:line="240" w:lineRule="auto"/>
+        <w:contextualSpacing w:val="0"/>
+        <w:jc w:val="both"/>
+        <w:rPr>
+          <w:rFonts w:ascii="Arial" w:hAnsi="Arial" w:cs="Arial"/>
+        </w:rPr>
+      </w:pPr>
+      <w:proofErr w:type="spellStart"/>
+      <w:r>
+        <w:rPr>
+          <w:rFonts w:ascii="Arial" w:hAnsi="Arial" w:cs="Arial"/>
+          <w:b/>
+          <w:bCs/>
+        </w:rPr>
+        <w:t>Backend</w:t>
+      </w:r>
+      <w:proofErr w:type="spellEnd"/>
+      <w:r>
+        <w:rPr>
+          <w:rFonts w:ascii="Arial" w:hAnsi="Arial" w:cs="Arial"/>
+          <w:b/>
+          <w:bCs/>
+        </w:rPr>
+        <w:t xml:space="preserve">: </w:t>
+      </w:r>
+      <w:r>
+        <w:rPr>
+          <w:rFonts w:ascii="Arial" w:hAnsi="Arial" w:cs="Arial"/>
+        </w:rPr>
+        <w:t xml:space="preserve">Node.js + Express + </w:t>
+      </w:r>
+      <w:proofErr w:type="spellStart"/>
+      <w:r>
+        <w:rPr>
+          <w:rFonts w:ascii="Arial" w:hAnsi="Arial" w:cs="Arial"/>
+        </w:rPr>
+        <w:t>SQLite</w:t>
+      </w:r>
+      <w:proofErr w:type="spellEnd"/>
+    </w:p>
+    <w:p>
+      <w:pPr>
+        <w:pStyle w:val="PargrafodaLista"/>
+        <w:numPr>
+          <w:ilvl w:val="0"/>
+          <w:numId w:val="10"/>
+        </w:numPr>
+        <w:spacing w:before="40" w:after="40" w:line="240" w:lineRule="auto"/>
+        <w:contextualSpacing w:val="0"/>
+        <w:jc w:val="both"/>
+        <w:rPr>
+          <w:rFonts w:ascii="Arial" w:hAnsi="Arial" w:cs="Arial"/>
+        </w:rPr>
+      </w:pPr>
+      <w:proofErr w:type="spellStart"/>
+      <w:r>
+        <w:rPr>
+          <w:rFonts w:ascii="Arial" w:hAnsi="Arial" w:cs="Arial"/>
+          <w:b/>
+          <w:bCs/>
+        </w:rPr>
+        <w:t>Bundler</w:t>
+      </w:r>
+      <w:proofErr w:type="spellEnd"/>
+      <w:r>
+        <w:rPr>
+          <w:rFonts w:ascii="Arial" w:hAnsi="Arial" w:cs="Arial"/>
+          <w:b/>
+          <w:bCs/>
+        </w:rPr>
+        <w:t xml:space="preserve">: </w:t>
+      </w:r>
+      <w:r>
+        <w:rPr>
+          <w:rFonts w:ascii="Arial" w:hAnsi="Arial" w:cs="Arial"/>
+        </w:rPr>
+        <w:t>Vite 5</w:t>
+      </w:r>
+    </w:p>
+    <w:p>
+      <w:pPr>
+        <w:pStyle w:val="PargrafodaLista"/>
+        <w:numPr>
+          <w:ilvl w:val="0"/>
+          <w:numId w:val="10"/>
+        </w:numPr>
+        <w:spacing w:before="40" w:after="40" w:line="240" w:lineRule="auto"/>
+        <w:contextualSpacing w:val="0"/>
+        <w:jc w:val="both"/>
+        <w:rPr>
+          <w:rFonts w:ascii="Arial" w:hAnsi="Arial" w:cs="Arial"/>
+        </w:rPr>
+      </w:pPr>
+      <w:r>
+        <w:rPr>
+          <w:rFonts w:ascii="Arial" w:hAnsi="Arial" w:cs="Arial"/>
+          <w:b/>
+          <w:bCs/>
+        </w:rPr>
+        <w:lastRenderedPageBreak/>
+        <w:t xml:space="preserve">Roteamento: </w:t>
+      </w:r>
+      <w:proofErr w:type="spellStart"/>
+      <w:r>
+        <w:rPr>
+          <w:rFonts w:ascii="Arial" w:hAnsi="Arial" w:cs="Arial"/>
+        </w:rPr>
+        <w:t>IonReactRouter</w:t>
+      </w:r>
+      <w:proofErr w:type="spellEnd"/>
+      <w:r>
+        <w:rPr>
+          <w:rFonts w:ascii="Arial" w:hAnsi="Arial" w:cs="Arial"/>
+        </w:rPr>
+        <w:t xml:space="preserve"> (</w:t>
+      </w:r>
+      <w:proofErr w:type="spellStart"/>
+      <w:r>
+        <w:rPr>
+          <w:rFonts w:ascii="Arial" w:hAnsi="Arial" w:cs="Arial"/>
+        </w:rPr>
+        <w:t>React</w:t>
+      </w:r>
+      <w:proofErr w:type="spellEnd"/>
+      <w:r>
+        <w:rPr>
+          <w:rFonts w:ascii="Arial" w:hAnsi="Arial" w:cs="Arial"/>
+        </w:rPr>
+        <w:t xml:space="preserve"> </w:t>
+      </w:r>
+      <w:proofErr w:type="spellStart"/>
+      <w:r>
+        <w:rPr>
+          <w:rFonts w:ascii="Arial" w:hAnsi="Arial" w:cs="Arial"/>
+        </w:rPr>
+        <w:t>Router</w:t>
+      </w:r>
+      <w:proofErr w:type="spellEnd"/>
+      <w:r>
+        <w:rPr>
+          <w:rFonts w:ascii="Arial" w:hAnsi="Arial" w:cs="Arial"/>
+        </w:rPr>
+        <w:t xml:space="preserve"> DOM v5)</w:t>
+      </w:r>
+    </w:p>
+    <w:p>
+      <w:pPr>
+        <w:pStyle w:val="PargrafodaLista"/>
+        <w:numPr>
+          <w:ilvl w:val="0"/>
+          <w:numId w:val="10"/>
+        </w:numPr>
+        <w:spacing w:before="40" w:after="40" w:line="240" w:lineRule="auto"/>
+        <w:contextualSpacing w:val="0"/>
+        <w:jc w:val="both"/>
+        <w:rPr>
+          <w:rFonts w:ascii="Arial" w:hAnsi="Arial" w:cs="Arial"/>
+        </w:rPr>
+      </w:pPr>
+      <w:r>
+        <w:rPr>
+          <w:rFonts w:ascii="Arial" w:hAnsi="Arial" w:cs="Arial"/>
+          <w:b/>
+          <w:bCs/>
+        </w:rPr>
+        <w:t xml:space="preserve">HTTP </w:t>
+      </w:r>
+      <w:proofErr w:type="spellStart"/>
+      <w:r>
+        <w:rPr>
+          <w:rFonts w:ascii="Arial" w:hAnsi="Arial" w:cs="Arial"/>
+          <w:b/>
+          <w:bCs/>
+        </w:rPr>
+        <w:t>Client</w:t>
+      </w:r>
+      <w:proofErr w:type="spellEnd"/>
+      <w:r>
+        <w:rPr>
+          <w:rFonts w:ascii="Arial" w:hAnsi="Arial" w:cs="Arial"/>
+          <w:b/>
+          <w:bCs/>
+        </w:rPr>
+        <w:t xml:space="preserve">: </w:t>
+      </w:r>
+      <w:proofErr w:type="spellStart"/>
+      <w:r>
+        <w:rPr>
+          <w:rFonts w:ascii="Arial" w:hAnsi="Arial" w:cs="Arial"/>
+        </w:rPr>
+        <w:t>Axios</w:t>
+      </w:r>
+      <w:proofErr w:type="spellEnd"/>
+    </w:p>
+    <w:p>
+      <w:pPr>
+        <w:pStyle w:val="PargrafodaLista"/>
+        <w:numPr>
+          <w:ilvl w:val="0"/>
+          <w:numId w:val="10"/>
+        </w:numPr>
+        <w:spacing w:before="40" w:after="40" w:line="240" w:lineRule="auto"/>
+        <w:contextualSpacing w:val="0"/>
+        <w:jc w:val="both"/>
+        <w:rPr>
+          <w:rFonts w:ascii="Arial" w:hAnsi="Arial" w:cs="Arial"/>
+        </w:rPr>
+      </w:pPr>
+      <w:r>
+        <w:rPr>
+          <w:rFonts w:ascii="Arial" w:hAnsi="Arial" w:cs="Arial"/>
+          <w:b/>
+          <w:bCs/>
+        </w:rPr>
+        <w:t xml:space="preserve">API Externa: </w:t>
+      </w:r>
+      <w:r>
+        <w:rPr>
+          <w:rFonts w:ascii="Arial" w:hAnsi="Arial" w:cs="Arial"/>
+        </w:rPr>
+        <w:t>IBGE — estados e municípios do Brasil</w:t>
+      </w:r>
+    </w:p>
+    <w:p>
+      <w:pPr>
+        <w:pBdr>
+          <w:bottom w:val="single" w:sz="4" w:space="0" w:color="5CB85C"/>
+        </w:pBdr>
+        <w:spacing w:before="120" w:after="120"/>
+        <w:jc w:val="both"/>
+        <w:rPr>
+          <w:rFonts w:ascii="Arial" w:hAnsi="Arial" w:cs="Arial"/>
+        </w:rPr>
+      </w:pPr>
+    </w:p>
+    <w:p>
+      <w:pPr>
+        <w:pStyle w:val="Ttulo2"/>
+        <w:spacing w:before="240"/>
+        <w:jc w:val="both"/>
+        <w:rPr>
+          <w:rFonts w:ascii="Arial" w:hAnsi="Arial" w:cs="Arial"/>
+          <w:b/>
+          <w:bCs/>
+          <w:color w:val="auto"/>
+          <w:sz w:val="24"/>
+          <w:szCs w:val="24"/>
+        </w:rPr>
+      </w:pPr>
+      <w:r>
+        <w:rPr>
+          <w:rFonts w:ascii="Arial" w:hAnsi="Arial" w:cs="Arial"/>
+          <w:b/>
+          <w:bCs/>
+          <w:color w:val="auto"/>
+          <w:sz w:val="24"/>
+          <w:szCs w:val="24"/>
+        </w:rPr>
+        <w:t>8 - Paleta de cores e identidade visual:</w:t>
+      </w:r>
+    </w:p>
+    <w:p/>
+    <w:p>
+      <w:pPr>
+        <w:pStyle w:val="PargrafodaLista"/>
+        <w:numPr>
+          <w:ilvl w:val="0"/>
+          <w:numId w:val="10"/>
+        </w:numPr>
+        <w:spacing w:before="40" w:after="40" w:line="240" w:lineRule="auto"/>
+        <w:contextualSpacing w:val="0"/>
+        <w:jc w:val="both"/>
+        <w:rPr>
+          <w:rFonts w:ascii="Arial" w:hAnsi="Arial" w:cs="Arial"/>
+        </w:rPr>
+      </w:pPr>
+      <w:r>
+        <w:rPr>
+          <w:rFonts w:ascii="Arial" w:hAnsi="Arial" w:cs="Arial"/>
+          <w:b/>
+          <w:bCs/>
+        </w:rPr>
+        <w:t xml:space="preserve">Verde primário: </w:t>
+      </w:r>
+      <w:r>
+        <w:rPr>
+          <w:rFonts w:ascii="Arial" w:hAnsi="Arial" w:cs="Arial"/>
+        </w:rPr>
+        <w:t>#5cb85c — botões, títulos, destaques</w:t>
+      </w:r>
+    </w:p>
+    <w:p>
+      <w:pPr>
+        <w:pStyle w:val="PargrafodaLista"/>
+        <w:numPr>
+          <w:ilvl w:val="0"/>
+          <w:numId w:val="10"/>
+        </w:numPr>
+        <w:spacing w:before="40" w:after="40" w:line="240" w:lineRule="auto"/>
+        <w:contextualSpacing w:val="0"/>
+        <w:jc w:val="both"/>
+        <w:rPr>
+          <w:rFonts w:ascii="Arial" w:hAnsi="Arial" w:cs="Arial"/>
+        </w:rPr>
+      </w:pPr>
+      <w:r>
+        <w:rPr>
+          <w:rFonts w:ascii="Arial" w:hAnsi="Arial" w:cs="Arial"/>
+          <w:b/>
+          <w:bCs/>
+        </w:rPr>
+        <w:t xml:space="preserve">Verde escuro: </w:t>
+      </w:r>
+      <w:r>
+        <w:rPr>
+          <w:rFonts w:ascii="Arial" w:hAnsi="Arial" w:cs="Arial"/>
+        </w:rPr>
+        <w:t>#2e7d32 — cor secundária</w:t>
+      </w:r>
+    </w:p>
+    <w:p>
+      <w:pPr>
+        <w:pStyle w:val="PargrafodaLista"/>
+        <w:numPr>
+          <w:ilvl w:val="0"/>
+          <w:numId w:val="10"/>
+        </w:numPr>
+        <w:spacing w:before="40" w:after="40" w:line="240" w:lineRule="auto"/>
+        <w:contextualSpacing w:val="0"/>
+        <w:jc w:val="both"/>
+        <w:rPr>
+          <w:rFonts w:ascii="Arial" w:hAnsi="Arial" w:cs="Arial"/>
+        </w:rPr>
+      </w:pPr>
+      <w:r>
+        <w:rPr>
+          <w:rFonts w:ascii="Arial" w:hAnsi="Arial" w:cs="Arial"/>
+          <w:b/>
+          <w:bCs/>
+        </w:rPr>
+        <w:t xml:space="preserve">Texto: </w:t>
+      </w:r>
+      <w:r>
+        <w:rPr>
+          <w:rFonts w:ascii="Arial" w:hAnsi="Arial" w:cs="Arial"/>
+        </w:rPr>
+        <w:t>#ffffff — branco sobre fundo escuro</w:t>
+      </w:r>
+    </w:p>
+    <w:p>
+      <w:pPr>
+        <w:pStyle w:val="PargrafodaLista"/>
+        <w:numPr>
+          <w:ilvl w:val="0"/>
+          <w:numId w:val="10"/>
+        </w:numPr>
+        <w:spacing w:before="40" w:after="40" w:line="240" w:lineRule="auto"/>
+        <w:contextualSpacing w:val="0"/>
+        <w:jc w:val="both"/>
+        <w:rPr>
+          <w:rFonts w:ascii="Arial" w:hAnsi="Arial" w:cs="Arial"/>
+        </w:rPr>
+      </w:pPr>
+      <w:r>
+        <w:rPr>
+          <w:rFonts w:ascii="Arial" w:hAnsi="Arial" w:cs="Arial"/>
+          <w:b/>
+          <w:bCs/>
+        </w:rPr>
+        <w:t xml:space="preserve">Status Pendente: </w:t>
+      </w:r>
+      <w:r>
+        <w:rPr>
+          <w:rFonts w:ascii="Arial" w:hAnsi="Arial" w:cs="Arial"/>
+        </w:rPr>
+        <w:t>#f5a623 — laranja âmbar</w:t>
+      </w:r>
+    </w:p>
+    <w:p>
+      <w:pPr>
+        <w:pStyle w:val="PargrafodaLista"/>
+        <w:numPr>
+          <w:ilvl w:val="0"/>
+          <w:numId w:val="10"/>
+        </w:numPr>
+        <w:spacing w:before="40" w:after="40" w:line="240" w:lineRule="auto"/>
+        <w:contextualSpacing w:val="0"/>
+        <w:jc w:val="both"/>
+        <w:rPr>
+          <w:rFonts w:ascii="Arial" w:hAnsi="Arial" w:cs="Arial"/>
+        </w:rPr>
+      </w:pPr>
+      <w:r>
+        <w:rPr>
+          <w:rFonts w:ascii="Arial" w:hAnsi="Arial" w:cs="Arial"/>
+          <w:b/>
+          <w:bCs/>
+        </w:rPr>
+        <w:t xml:space="preserve">Status Coletado: </w:t>
+      </w:r>
+      <w:r>
+        <w:rPr>
+          <w:rFonts w:ascii="Arial" w:hAnsi="Arial" w:cs="Arial"/>
+        </w:rPr>
+        <w:t>#5cb85c — verde</w:t>
+      </w:r>
+    </w:p>
+    <w:p>
+      <w:pPr>
+        <w:pStyle w:val="PargrafodaLista"/>
+        <w:numPr>
+          <w:ilvl w:val="0"/>
+          <w:numId w:val="10"/>
+        </w:numPr>
+        <w:spacing w:before="40" w:after="40" w:line="240" w:lineRule="auto"/>
+        <w:contextualSpacing w:val="0"/>
+        <w:jc w:val="both"/>
+        <w:rPr>
+          <w:rFonts w:ascii="Arial" w:hAnsi="Arial" w:cs="Arial"/>
+        </w:rPr>
+      </w:pPr>
+      <w:r>
+        <w:rPr>
+          <w:rFonts w:ascii="Arial" w:hAnsi="Arial" w:cs="Arial"/>
+          <w:b/>
+          <w:bCs/>
+        </w:rPr>
+        <w:t xml:space="preserve">Status Recusado: </w:t>
+      </w:r>
+      <w:r>
+        <w:rPr>
+          <w:rFonts w:ascii="Arial" w:hAnsi="Arial" w:cs="Arial"/>
+        </w:rPr>
+        <w:t>#eb445a — vermelho</w:t>
+      </w:r>
+    </w:p>
+    <w:p>
+      <w:pPr>
+        <w:pStyle w:val="PargrafodaLista"/>
+        <w:numPr>
+          <w:ilvl w:val="0"/>
+          <w:numId w:val="10"/>
+        </w:numPr>
+        <w:spacing w:before="40" w:after="40" w:line="240" w:lineRule="auto"/>
+        <w:contextualSpacing w:val="0"/>
+        <w:jc w:val="both"/>
+        <w:rPr>
+          <w:rFonts w:ascii="Arial" w:hAnsi="Arial" w:cs="Arial"/>
+        </w:rPr>
+      </w:pPr>
+      <w:r>
+        <w:rPr>
+          <w:rFonts w:ascii="Arial" w:hAnsi="Arial" w:cs="Arial"/>
+          <w:b/>
+          <w:bCs/>
+        </w:rPr>
+        <w:t>Logo:</w:t>
+      </w:r>
+    </w:p>
+    <w:p>
+      <w:pPr>
+        <w:spacing w:before="80" w:after="40"/>
+        <w:jc w:val="both"/>
+        <w:rPr>
+          <w:rFonts w:ascii="Arial" w:hAnsi="Arial" w:cs="Arial"/>
+        </w:rPr>
+      </w:pPr>
+    </w:p>
+    <w:p>
+      <w:pPr>
         <w:jc w:val="center"/>
-        <w:rPr>
-          <w:b/>
-          <w:sz w:val="44"/>
-          <w:szCs w:val="44"/>
-        </w:rPr>
-      </w:pPr>
-      <w:proofErr w:type="spellStart"/>
-      <w:r>
-        <w:rPr>
-          <w:b/>
-          <w:sz w:val="44"/>
-          <w:szCs w:val="44"/>
-        </w:rPr>
-        <w:t>Brienfing</w:t>
-      </w:r>
-      <w:proofErr w:type="spellEnd"/>
-      <w:r>
-        <w:rPr>
-          <w:b/>
-          <w:sz w:val="44"/>
-          <w:szCs w:val="44"/>
-        </w:rPr>
-        <w:t xml:space="preserve">: </w:t>
-      </w:r>
-      <w:proofErr w:type="spellStart"/>
-      <w:r>
-        <w:rPr>
-          <w:b/>
-          <w:sz w:val="44"/>
-          <w:szCs w:val="44"/>
-        </w:rPr>
-        <w:t>EcoTrash</w:t>
-      </w:r>
-      <w:proofErr w:type="spellEnd"/>
-    </w:p>
-    <w:p>
-      <w:pPr>
-        <w:rPr>
-          <w:b/>
-          <w:sz w:val="36"/>
-          <w:szCs w:val="36"/>
-        </w:rPr>
-      </w:pPr>
-      <w:r>
-        <w:rPr>
-          <w:b/>
-          <w:sz w:val="32"/>
-          <w:szCs w:val="32"/>
-        </w:rPr>
-        <w:t>Persona</w:t>
-      </w:r>
-      <w:r>
-        <w:rPr>
-          <w:b/>
-          <w:sz w:val="36"/>
-          <w:szCs w:val="36"/>
-        </w:rPr>
-        <w:t>:</w:t>
-      </w:r>
-    </w:p>
-    <w:p>
-      <w:pPr>
-        <w:jc w:val="both"/>
-      </w:pPr>
-      <w:r>
-        <w:t>Rodolfo, 36 anos, pardo, residente da cidade de Nossa Senhora da Glória, casado e pai de duas meninas. É dono de uma grande criação de bovinos, equivalente a 2.000 cabeças de gado, localizada na mesma cidade. Rodolfo está tendo grandes problemas com o descarte irregular do lixo, pelos habitantes da comunidade vizinha, próxima do seu terreno. Os resíduos plásticos são levemente carregados pelo vento, para dentro de sua propriedade. Os gados confundem o lixo com alimentos e acaba ingerindo-os, e tendo graves problemas, que pode facilmente ocasionar a morte do animal.</w:t>
-      </w:r>
-    </w:p>
-    <w:p/>
-    <w:p>
-      <w:pPr>
-        <w:rPr>
-          <w:sz w:val="28"/>
-          <w:szCs w:val="28"/>
-        </w:rPr>
-      </w:pPr>
-      <w:r>
-        <w:rPr>
-          <w:b/>
-          <w:sz w:val="32"/>
-          <w:szCs w:val="32"/>
-        </w:rPr>
-        <w:t>Briefing de projeto web</w:t>
-      </w:r>
-      <w:r>
-        <w:rPr>
-          <w:sz w:val="28"/>
-          <w:szCs w:val="28"/>
-        </w:rPr>
-        <w:t>;</w:t>
-      </w:r>
-    </w:p>
-    <w:p>
-      <w:pPr>
-        <w:pStyle w:val="PargrafodaLista"/>
-        <w:numPr>
-          <w:ilvl w:val="0"/>
-          <w:numId w:val="1"/>
-        </w:numPr>
-      </w:pPr>
-      <w:r>
-        <w:t xml:space="preserve">Cliente: </w:t>
-      </w:r>
-      <w:r>
-        <w:t>Municípios</w:t>
-      </w:r>
-    </w:p>
-    <w:p>
-      <w:pPr>
-        <w:pStyle w:val="PargrafodaLista"/>
-        <w:numPr>
-          <w:ilvl w:val="0"/>
-          <w:numId w:val="1"/>
-        </w:numPr>
-      </w:pPr>
-      <w:r>
-        <w:t xml:space="preserve">Responsável pelo projeto: </w:t>
-      </w:r>
-      <w:r>
-        <w:t>Flávio, Richard e Vinícius</w:t>
-      </w:r>
-    </w:p>
-    <w:p>
-      <w:pPr>
-        <w:pStyle w:val="PargrafodaLista"/>
-        <w:numPr>
-          <w:ilvl w:val="0"/>
-          <w:numId w:val="1"/>
-        </w:numPr>
-      </w:pPr>
-      <w:r>
-        <w:t>Data</w:t>
-      </w:r>
-      <w:r>
-        <w:t xml:space="preserve"> de início: 15/09/2025</w:t>
-      </w:r>
-    </w:p>
-    <w:p>
-      <w:pPr>
-        <w:pStyle w:val="PargrafodaLista"/>
-        <w:numPr>
-          <w:ilvl w:val="0"/>
-          <w:numId w:val="1"/>
-        </w:numPr>
-      </w:pPr>
-      <w:r>
-        <w:t>Data estimada de entrega: 22/09/2025</w:t>
-      </w:r>
-    </w:p>
-    <w:p/>
-    <w:p>
-      <w:pPr>
-        <w:rPr>
-          <w:b/>
-          <w:sz w:val="32"/>
-          <w:szCs w:val="32"/>
-        </w:rPr>
-      </w:pPr>
-      <w:r>
-        <w:rPr>
-          <w:b/>
-          <w:sz w:val="32"/>
-          <w:szCs w:val="32"/>
-        </w:rPr>
-        <w:t>1</w:t>
-      </w:r>
-      <w:r>
-        <w:rPr>
-          <w:b/>
-          <w:sz w:val="32"/>
-          <w:szCs w:val="32"/>
-        </w:rPr>
-        <w:t xml:space="preserve"> </w:t>
-      </w:r>
-      <w:r>
-        <w:rPr>
-          <w:b/>
-          <w:sz w:val="32"/>
-          <w:szCs w:val="32"/>
-        </w:rPr>
-        <w:t>-</w:t>
-      </w:r>
-      <w:r>
-        <w:rPr>
-          <w:b/>
-          <w:sz w:val="32"/>
-          <w:szCs w:val="32"/>
-        </w:rPr>
-        <w:t xml:space="preserve"> </w:t>
-      </w:r>
-      <w:r>
-        <w:rPr>
-          <w:b/>
-          <w:sz w:val="32"/>
-          <w:szCs w:val="32"/>
-        </w:rPr>
-        <w:t xml:space="preserve">Sobre </w:t>
-      </w:r>
-      <w:r>
-        <w:rPr>
-          <w:b/>
-          <w:sz w:val="32"/>
-          <w:szCs w:val="32"/>
-        </w:rPr>
-        <w:t>o projeto:</w:t>
-      </w:r>
-    </w:p>
-    <w:p>
-      <w:r>
-        <w:t xml:space="preserve">O projeto </w:t>
-      </w:r>
-      <w:proofErr w:type="spellStart"/>
-      <w:r>
-        <w:t>EcoTrash</w:t>
-      </w:r>
-      <w:proofErr w:type="spellEnd"/>
-      <w:r>
-        <w:t xml:space="preserve"> busca oferecer uma plataforma onde pessoas possam solicitar a coleta do lixo em parceria com os munícipios.</w:t>
-      </w:r>
-    </w:p>
-    <w:p/>
-    <w:p>
-      <w:pPr>
-        <w:rPr>
-          <w:b/>
-          <w:sz w:val="32"/>
-          <w:szCs w:val="32"/>
-        </w:rPr>
-      </w:pPr>
-      <w:r>
-        <w:rPr>
-          <w:b/>
-          <w:sz w:val="32"/>
-          <w:szCs w:val="32"/>
-        </w:rPr>
-        <w:t>2</w:t>
-      </w:r>
-      <w:r>
-        <w:rPr>
-          <w:b/>
-          <w:sz w:val="32"/>
-          <w:szCs w:val="32"/>
-        </w:rPr>
-        <w:t xml:space="preserve"> </w:t>
-      </w:r>
-      <w:r>
-        <w:rPr>
-          <w:b/>
-          <w:sz w:val="32"/>
-          <w:szCs w:val="32"/>
-        </w:rPr>
-        <w:t>-</w:t>
-      </w:r>
-      <w:r>
-        <w:rPr>
-          <w:b/>
-          <w:sz w:val="32"/>
-          <w:szCs w:val="32"/>
-        </w:rPr>
-        <w:t xml:space="preserve"> </w:t>
-      </w:r>
-      <w:r>
-        <w:rPr>
-          <w:b/>
-          <w:sz w:val="32"/>
-          <w:szCs w:val="32"/>
-        </w:rPr>
-        <w:t>Objetivo do projeto;</w:t>
-      </w:r>
-    </w:p>
-    <w:p>
-      <w:r>
-        <w:t>Democratizar a coleta de lixo evitando problemas como o descarte inadequado, queimadas e os problemas que elas podem gerar, além de evitar possíveis criadouros de vetores de doenças.</w:t>
-      </w:r>
-    </w:p>
-    <w:p/>
-    <w:p>
-      <w:pPr>
-        <w:rPr>
-          <w:b/>
-          <w:sz w:val="32"/>
-          <w:szCs w:val="32"/>
-        </w:rPr>
-      </w:pPr>
-      <w:r>
-        <w:rPr>
-          <w:b/>
-          <w:sz w:val="32"/>
-          <w:szCs w:val="32"/>
-        </w:rPr>
-        <w:t>3</w:t>
-      </w:r>
-      <w:r>
-        <w:rPr>
-          <w:b/>
-          <w:sz w:val="32"/>
-          <w:szCs w:val="32"/>
-        </w:rPr>
-        <w:t xml:space="preserve"> </w:t>
-      </w:r>
-      <w:r>
-        <w:rPr>
-          <w:b/>
-          <w:sz w:val="32"/>
-          <w:szCs w:val="32"/>
-        </w:rPr>
-        <w:t>- Público-alvo;</w:t>
-      </w:r>
-    </w:p>
-    <w:p>
-      <w:pPr>
-        <w:pStyle w:val="PargrafodaLista"/>
-        <w:numPr>
-          <w:ilvl w:val="0"/>
-          <w:numId w:val="2"/>
-        </w:numPr>
-      </w:pPr>
-      <w:r>
-        <w:t xml:space="preserve">Municípios engajados na causa ambiental </w:t>
-      </w:r>
-    </w:p>
-    <w:p>
-      <w:pPr>
-        <w:pStyle w:val="PargrafodaLista"/>
-        <w:numPr>
-          <w:ilvl w:val="0"/>
-          <w:numId w:val="2"/>
-        </w:numPr>
-      </w:pPr>
-      <w:r>
-        <w:t>Moradores de locais onde a coleta não chega</w:t>
-      </w:r>
-    </w:p>
-    <w:p>
-      <w:pPr>
-        <w:pStyle w:val="PargrafodaLista"/>
-      </w:pPr>
-    </w:p>
-    <w:p>
-      <w:pPr>
-        <w:rPr>
-          <w:b/>
-          <w:sz w:val="32"/>
-          <w:szCs w:val="32"/>
-        </w:rPr>
-      </w:pPr>
-      <w:r>
-        <w:rPr>
-          <w:b/>
-          <w:sz w:val="32"/>
-          <w:szCs w:val="32"/>
-        </w:rPr>
-        <w:t>4</w:t>
-      </w:r>
-      <w:r>
-        <w:rPr>
-          <w:b/>
-          <w:sz w:val="32"/>
-          <w:szCs w:val="32"/>
-        </w:rPr>
-        <w:t xml:space="preserve"> </w:t>
-      </w:r>
-      <w:r>
-        <w:rPr>
-          <w:b/>
-          <w:sz w:val="32"/>
-          <w:szCs w:val="32"/>
-        </w:rPr>
-        <w:t>-</w:t>
-      </w:r>
-      <w:r>
-        <w:rPr>
-          <w:b/>
-          <w:sz w:val="32"/>
-          <w:szCs w:val="32"/>
-        </w:rPr>
-        <w:t xml:space="preserve"> </w:t>
-      </w:r>
-      <w:r>
-        <w:rPr>
-          <w:b/>
-          <w:sz w:val="32"/>
-          <w:szCs w:val="32"/>
-        </w:rPr>
-        <w:t>Necessidades d</w:t>
-      </w:r>
-      <w:r>
-        <w:rPr>
-          <w:b/>
-          <w:sz w:val="32"/>
-          <w:szCs w:val="32"/>
-        </w:rPr>
-        <w:t>o projeto</w:t>
-      </w:r>
-      <w:r>
-        <w:rPr>
-          <w:b/>
-          <w:sz w:val="32"/>
-          <w:szCs w:val="32"/>
-        </w:rPr>
-        <w:t>;</w:t>
-      </w:r>
-    </w:p>
-    <w:p/>
-    <w:p>
-      <w:pPr>
-        <w:pStyle w:val="PargrafodaLista"/>
-        <w:numPr>
-          <w:ilvl w:val="0"/>
-          <w:numId w:val="3"/>
-        </w:numPr>
-      </w:pPr>
-      <w:r>
-        <w:t>Ter uma seção de contato entre os geradores dos resíduos e seus coletores.</w:t>
-      </w:r>
-    </w:p>
-    <w:p>
-      <w:pPr>
-        <w:pStyle w:val="PargrafodaLista"/>
-        <w:numPr>
-          <w:ilvl w:val="0"/>
-          <w:numId w:val="3"/>
-        </w:numPr>
-      </w:pPr>
-      <w:r>
-        <w:t>Ter uma linguagem clara, e de fácil acesso.</w:t>
-      </w:r>
-    </w:p>
-    <w:p>
-      <w:pPr>
-        <w:pStyle w:val="PargrafodaLista"/>
-        <w:numPr>
-          <w:ilvl w:val="0"/>
-          <w:numId w:val="3"/>
-        </w:numPr>
-      </w:pPr>
-      <w:r>
-        <w:t>Atualizar facilmente as informações.</w:t>
-      </w:r>
-    </w:p>
-    <w:p/>
-    <w:p>
-      <w:pPr>
-        <w:rPr>
-          <w:b/>
-          <w:sz w:val="32"/>
-          <w:szCs w:val="32"/>
-        </w:rPr>
-      </w:pPr>
-      <w:r>
-        <w:rPr>
-          <w:b/>
-          <w:sz w:val="32"/>
-          <w:szCs w:val="32"/>
-        </w:rPr>
-        <w:t>5</w:t>
-      </w:r>
-      <w:r>
-        <w:rPr>
-          <w:b/>
-          <w:sz w:val="32"/>
-          <w:szCs w:val="32"/>
-        </w:rPr>
-        <w:t xml:space="preserve"> </w:t>
-      </w:r>
-      <w:r>
-        <w:rPr>
-          <w:b/>
-          <w:sz w:val="32"/>
-          <w:szCs w:val="32"/>
-        </w:rPr>
-        <w:t>-</w:t>
-      </w:r>
-      <w:r>
-        <w:rPr>
-          <w:b/>
-          <w:sz w:val="32"/>
-          <w:szCs w:val="32"/>
-        </w:rPr>
-        <w:t xml:space="preserve"> </w:t>
-      </w:r>
-      <w:r>
-        <w:rPr>
-          <w:b/>
-          <w:sz w:val="32"/>
-          <w:szCs w:val="32"/>
-        </w:rPr>
-        <w:t>Conteúdo esperado para o site/ sistema web;</w:t>
-      </w:r>
-    </w:p>
-    <w:p>
-      <w:pPr>
-        <w:pStyle w:val="PargrafodaLista"/>
-        <w:numPr>
-          <w:ilvl w:val="0"/>
-          <w:numId w:val="9"/>
-        </w:numPr>
-        <w:spacing w:line="276" w:lineRule="auto"/>
-      </w:pPr>
-      <w:r>
-        <w:t>Página “home”</w:t>
-      </w:r>
-    </w:p>
-    <w:p>
-      <w:pPr>
-        <w:pStyle w:val="PargrafodaLista"/>
-        <w:numPr>
-          <w:ilvl w:val="0"/>
-          <w:numId w:val="9"/>
-        </w:numPr>
-        <w:spacing w:line="276" w:lineRule="auto"/>
-      </w:pPr>
-      <w:r>
-        <w:t>Página “sobre o projeto”</w:t>
-      </w:r>
-    </w:p>
-    <w:p>
-      <w:pPr>
-        <w:pStyle w:val="PargrafodaLista"/>
-        <w:numPr>
-          <w:ilvl w:val="0"/>
-          <w:numId w:val="9"/>
-        </w:numPr>
-        <w:spacing w:line="276" w:lineRule="auto"/>
-      </w:pPr>
-      <w:r>
-        <w:t>Página “contato”</w:t>
-      </w:r>
-    </w:p>
-    <w:p>
-      <w:pPr>
-        <w:pStyle w:val="PargrafodaLista"/>
-        <w:numPr>
-          <w:ilvl w:val="0"/>
-          <w:numId w:val="9"/>
-        </w:numPr>
-        <w:spacing w:line="276" w:lineRule="auto"/>
-      </w:pPr>
-      <w:r>
-        <w:t>Página “solicitar coleta”</w:t>
-      </w:r>
-    </w:p>
-    <w:p>
-      <w:pPr>
-        <w:pStyle w:val="PargrafodaLista"/>
-        <w:numPr>
-          <w:ilvl w:val="0"/>
-          <w:numId w:val="9"/>
-        </w:numPr>
-        <w:spacing w:line="276" w:lineRule="auto"/>
-      </w:pPr>
-      <w:r>
-        <w:t>Página “seus requerimentos”</w:t>
-      </w:r>
-    </w:p>
-    <w:p>
-      <w:pPr>
-        <w:pStyle w:val="PargrafodaLista"/>
-        <w:numPr>
-          <w:ilvl w:val="0"/>
-          <w:numId w:val="9"/>
-        </w:numPr>
-        <w:spacing w:line="276" w:lineRule="auto"/>
-      </w:pPr>
-      <w:r>
-        <w:t>Página “painel de requerimentos”</w:t>
-      </w:r>
-    </w:p>
-    <w:p>
-      <w:pPr>
-        <w:pStyle w:val="PargrafodaLista"/>
-        <w:numPr>
-          <w:ilvl w:val="0"/>
-          <w:numId w:val="9"/>
-        </w:numPr>
-        <w:spacing w:line="276" w:lineRule="auto"/>
-      </w:pPr>
-      <w:r>
-        <w:t>Página “painel município”</w:t>
-      </w:r>
-    </w:p>
-    <w:p>
-      <w:pPr>
-        <w:pStyle w:val="PargrafodaLista"/>
-        <w:numPr>
-          <w:ilvl w:val="0"/>
-          <w:numId w:val="9"/>
-        </w:numPr>
-        <w:spacing w:line="276" w:lineRule="auto"/>
-      </w:pPr>
-      <w:r>
-        <w:t>Página “painel de requerimentos município”</w:t>
-      </w:r>
-    </w:p>
-    <w:p>
-      <w:pPr>
-        <w:pStyle w:val="PargrafodaLista"/>
-        <w:numPr>
-          <w:ilvl w:val="0"/>
-          <w:numId w:val="9"/>
-        </w:numPr>
-        <w:spacing w:line="276" w:lineRule="auto"/>
-      </w:pPr>
-      <w:r>
-        <w:t>Página “Tratar requisição”</w:t>
-      </w:r>
-      <w:r>
-        <w:t xml:space="preserve"> </w:t>
-      </w:r>
-    </w:p>
-    <w:p/>
-    <w:p>
-      <w:pPr>
-        <w:rPr>
-          <w:b/>
-          <w:sz w:val="32"/>
-          <w:szCs w:val="32"/>
-        </w:rPr>
-      </w:pPr>
-      <w:r>
-        <w:rPr>
-          <w:b/>
-          <w:sz w:val="32"/>
-          <w:szCs w:val="32"/>
-        </w:rPr>
-        <w:t>6</w:t>
-      </w:r>
-      <w:r>
-        <w:rPr>
-          <w:b/>
-          <w:sz w:val="32"/>
-          <w:szCs w:val="32"/>
-        </w:rPr>
-        <w:t xml:space="preserve"> </w:t>
-      </w:r>
-      <w:r>
-        <w:rPr>
-          <w:b/>
-          <w:sz w:val="32"/>
-          <w:szCs w:val="32"/>
-        </w:rPr>
-        <w:t>-</w:t>
-      </w:r>
-      <w:r>
-        <w:rPr>
-          <w:b/>
-          <w:sz w:val="32"/>
-          <w:szCs w:val="32"/>
-        </w:rPr>
-        <w:t xml:space="preserve"> </w:t>
-      </w:r>
-      <w:r>
-        <w:rPr>
-          <w:b/>
-          <w:sz w:val="32"/>
-          <w:szCs w:val="32"/>
-        </w:rPr>
-        <w:t>Funcionalidades desejadas;</w:t>
-      </w:r>
-    </w:p>
-    <w:p>
-      <w:pPr>
-        <w:pStyle w:val="PargrafodaLista"/>
-        <w:numPr>
-          <w:ilvl w:val="0"/>
-          <w:numId w:val="5"/>
-        </w:numPr>
-      </w:pPr>
-      <w:r>
-        <w:t>Layout responsivo (para celulares).</w:t>
-      </w:r>
-    </w:p>
-    <w:p>
-      <w:pPr>
-        <w:pStyle w:val="PargrafodaLista"/>
-        <w:numPr>
-          <w:ilvl w:val="0"/>
-          <w:numId w:val="5"/>
-        </w:numPr>
-      </w:pPr>
-      <w:r>
-        <w:t>Acessibilidade.</w:t>
-      </w:r>
-      <w:r>
-        <w:t xml:space="preserve"> </w:t>
-      </w:r>
-    </w:p>
-    <w:p>
-      <w:pPr>
-        <w:pStyle w:val="PargrafodaLista"/>
-        <w:numPr>
-          <w:ilvl w:val="0"/>
-          <w:numId w:val="5"/>
-        </w:numPr>
-      </w:pPr>
-      <w:r>
-        <w:t>SEO básico.</w:t>
-      </w:r>
-    </w:p>
-    <w:p/>
-    <w:p>
-      <w:pPr>
-        <w:rPr>
-          <w:b/>
-          <w:sz w:val="32"/>
-          <w:szCs w:val="32"/>
-        </w:rPr>
-      </w:pPr>
-      <w:r>
-        <w:rPr>
-          <w:b/>
-          <w:sz w:val="32"/>
-          <w:szCs w:val="32"/>
-        </w:rPr>
-        <w:t>7</w:t>
-      </w:r>
-      <w:r>
-        <w:rPr>
-          <w:b/>
-          <w:sz w:val="32"/>
-          <w:szCs w:val="32"/>
-        </w:rPr>
-        <w:t xml:space="preserve"> </w:t>
-      </w:r>
-      <w:r>
-        <w:rPr>
-          <w:b/>
-          <w:sz w:val="32"/>
-          <w:szCs w:val="32"/>
-        </w:rPr>
-        <w:t>-</w:t>
-      </w:r>
-      <w:r>
-        <w:rPr>
-          <w:b/>
-          <w:sz w:val="32"/>
-          <w:szCs w:val="32"/>
-        </w:rPr>
-        <w:t xml:space="preserve"> </w:t>
-      </w:r>
-      <w:r>
-        <w:rPr>
-          <w:b/>
-          <w:sz w:val="32"/>
-          <w:szCs w:val="32"/>
-        </w:rPr>
-        <w:t>Paleta de cores e identidade visual;</w:t>
-      </w:r>
-    </w:p>
-    <w:p>
+      </w:pPr>
       <w:r>
         <w:rPr>
           <w:noProof/>
         </w:rPr>
         <w:drawing>
-          <wp:inline distT="0" distB="0" distL="0" distR="0" wp14:anchorId="41B0D8AB" wp14:editId="699D891B">
-            <wp:extent cx="4619625" cy="2078940"/>
+          <wp:inline distT="0" distB="0" distL="0" distR="0" wp14:anchorId="761C434D" wp14:editId="2F214BED">
+            <wp:extent cx="3473450" cy="2315633"/>
             <wp:effectExtent l="0" t="0" r="0" b="0"/>
-            <wp:docPr id="1" name="Imagem 1"/>
+            <wp:docPr id="1405675557" name="Imagem 1"/>
             <wp:cNvGraphicFramePr>
               <a:graphicFrameLocks xmlns:a="http://schemas.openxmlformats.org/drawingml/2006/main" noChangeAspect="1"/>
             </wp:cNvGraphicFramePr>
@@ -771,8 +2065,10 @@
               <a:graphicData uri="http://schemas.openxmlformats.org/drawingml/2006/picture">
                 <pic:pic xmlns:pic="http://schemas.openxmlformats.org/drawingml/2006/picture">
                   <pic:nvPicPr>
-                    <pic:cNvPr id="1" name="527d6052-20ec-4b66-bf8f-cdf844841b20.jpg"/>
-                    <pic:cNvPicPr/>
+                    <pic:cNvPr id="0" name="Picture 1"/>
+                    <pic:cNvPicPr>
+                      <a:picLocks noChangeAspect="1" noChangeArrowheads="1"/>
+                    </pic:cNvPicPr>
                   </pic:nvPicPr>
                   <pic:blipFill>
                     <a:blip r:embed="rId7" cstate="print">
@@ -782,18 +2078,23 @@
                         </a:ext>
                       </a:extLst>
                     </a:blip>
+                    <a:srcRect/>
                     <a:stretch>
                       <a:fillRect/>
                     </a:stretch>
                   </pic:blipFill>
-                  <pic:spPr>
+                  <pic:spPr bwMode="auto">
                     <a:xfrm>
                       <a:off x="0" y="0"/>
-                      <a:ext cx="4745647" cy="2135653"/>
+                      <a:ext cx="3479406" cy="2319604"/>
                     </a:xfrm>
                     <a:prstGeom prst="rect">
                       <a:avLst/>
                     </a:prstGeom>
+                    <a:noFill/>
+                    <a:ln>
+                      <a:noFill/>
+                    </a:ln>
                   </pic:spPr>
                 </pic:pic>
               </a:graphicData>
@@ -802,117 +2103,10 @@
         </w:drawing>
       </w:r>
     </w:p>
-    <w:p>
-      <w:pPr>
-        <w:rPr>
-          <w:b/>
-          <w:sz w:val="32"/>
-          <w:szCs w:val="32"/>
-        </w:rPr>
-      </w:pPr>
-      <w:r>
-        <w:rPr>
-          <w:b/>
-          <w:sz w:val="32"/>
-          <w:szCs w:val="32"/>
-        </w:rPr>
-        <w:t>8</w:t>
-      </w:r>
-      <w:r>
-        <w:rPr>
-          <w:b/>
-          <w:sz w:val="32"/>
-          <w:szCs w:val="32"/>
-        </w:rPr>
-        <w:t xml:space="preserve"> </w:t>
-      </w:r>
-      <w:r>
-        <w:rPr>
-          <w:b/>
-          <w:sz w:val="32"/>
-          <w:szCs w:val="32"/>
-        </w:rPr>
-        <w:t>-</w:t>
-      </w:r>
-      <w:r>
-        <w:rPr>
-          <w:b/>
-          <w:sz w:val="32"/>
-          <w:szCs w:val="32"/>
-        </w:rPr>
-        <w:t xml:space="preserve"> </w:t>
-      </w:r>
-      <w:r>
-        <w:rPr>
-          <w:b/>
-          <w:sz w:val="32"/>
-          <w:szCs w:val="32"/>
-        </w:rPr>
-        <w:t>Prazos e entregas;</w:t>
-      </w:r>
-    </w:p>
-    <w:p>
-      <w:pPr>
-        <w:pStyle w:val="PargrafodaLista"/>
-        <w:numPr>
-          <w:ilvl w:val="0"/>
-          <w:numId w:val="7"/>
-        </w:numPr>
-      </w:pPr>
-      <w:r>
-        <w:t>Levantamento de requisito</w:t>
-      </w:r>
-      <w:r>
-        <w:t>: Até 16/09/2025</w:t>
-      </w:r>
-    </w:p>
-    <w:p>
-      <w:pPr>
-        <w:pStyle w:val="PargrafodaLista"/>
-        <w:numPr>
-          <w:ilvl w:val="0"/>
-          <w:numId w:val="7"/>
-        </w:numPr>
-      </w:pPr>
-      <w:r>
-        <w:lastRenderedPageBreak/>
-        <w:t>Protótipo e design</w:t>
-      </w:r>
-      <w:r>
-        <w:t>: Até 17/09/2025</w:t>
-      </w:r>
-    </w:p>
-    <w:p>
-      <w:pPr>
-        <w:pStyle w:val="PargrafodaLista"/>
-        <w:numPr>
-          <w:ilvl w:val="0"/>
-          <w:numId w:val="7"/>
-        </w:numPr>
-        <w:sectPr>
-          <w:pgSz w:w="11906" w:h="16838"/>
-          <w:pgMar w:top="1417" w:right="1701" w:bottom="1417" w:left="1701" w:header="708" w:footer="708" w:gutter="0"/>
-          <w:cols w:space="708"/>
-          <w:docGrid w:linePitch="360"/>
-        </w:sectPr>
-      </w:pPr>
-      <w:r>
-        <w:t>Desenvolvimento e testes</w:t>
-      </w:r>
-      <w:r>
-        <w:t>: Até 19/09/202</w:t>
-      </w:r>
-      <w:r>
-        <w:t>5</w:t>
-      </w:r>
-      <w:bookmarkStart w:id="0" w:name="_GoBack"/>
-      <w:bookmarkEnd w:id="0"/>
-    </w:p>
-    <w:p/>
     <w:sectPr>
       <w:pgSz w:w="11906" w:h="16838"/>
-      <w:pgMar w:top="1417" w:right="1701" w:bottom="1417" w:left="1701" w:header="708" w:footer="708" w:gutter="0"/>
-      <w:cols w:space="708"/>
+      <w:pgMar w:top="1080" w:right="1080" w:bottom="1080" w:left="1080" w:header="708" w:footer="708" w:gutter="0"/>
+      <w:cols w:space="720"/>
       <w:docGrid w:linePitch="360"/>
     </w:sectPr>
   </w:body>
@@ -920,7 +2114,7 @@
 </file>
 
 <file path=word/endnotes.xml><?xml version="1.0" encoding="utf-8"?>
-<w:endnotes xmlns:wpc="http://schemas.microsoft.com/office/word/2010/wordprocessingCanvas" xmlns:cx="http://schemas.microsoft.com/office/drawing/2014/chartex" xmlns:cx1="http://schemas.microsoft.com/office/drawing/2015/9/8/chartex" xmlns:cx2="http://schemas.microsoft.com/office/drawing/2015/10/21/chartex" xmlns:cx3="http://schemas.microsoft.com/office/drawing/2016/5/9/chartex" xmlns:cx4="http://schemas.microsoft.com/office/drawing/2016/5/10/chartex" xmlns:cx5="http://schemas.microsoft.com/office/drawing/2016/5/11/chartex" xmlns:cx6="http://schemas.microsoft.com/office/drawing/2016/5/12/chartex" xmlns:cx7="http://schemas.microsoft.com/office/drawing/2016/5/13/chartex" xmlns:cx8="http://schemas.microsoft.com/office/drawing/2016/5/14/chartex" xmlns:mc="http://schemas.openxmlformats.org/markup-compatibility/2006" xmlns:aink="http://schemas.microsoft.com/office/drawing/2016/ink" xmlns:am3d="http://schemas.microsoft.com/office/drawing/2017/model3d" xmlns:o="urn:schemas-microsoft-com:office:office" xmlns:r="http://schemas.openxmlformats.org/officeDocument/2006/relationships" xmlns:m="http://schemas.openxmlformats.org/officeDocument/2006/math" xmlns:v="urn:schemas-microsoft-com:vml" xmlns:wp14="http://schemas.microsoft.com/office/word/2010/wordprocessingDrawing" xmlns:wp="http://schemas.openxmlformats.org/drawingml/2006/wordprocessingDrawing" xmlns:w10="urn:schemas-microsoft-com:office:word" xmlns:w="http://schemas.openxmlformats.org/wordprocessingml/2006/main" xmlns:w14="http://schemas.microsoft.com/office/word/2010/wordml" xmlns:w15="http://schemas.microsoft.com/office/word/2012/wordml" xmlns:w16cid="http://schemas.microsoft.com/office/word/2016/wordml/cid" xmlns:w16se="http://schemas.microsoft.com/office/word/2015/wordml/symex" xmlns:wpg="http://schemas.microsoft.com/office/word/2010/wordprocessingGroup" xmlns:wpi="http://schemas.microsoft.com/office/word/2010/wordprocessingInk" xmlns:wne="http://schemas.microsoft.com/office/word/2006/wordml" xmlns:wps="http://schemas.microsoft.com/office/word/2010/wordprocessingShape" mc:Ignorable="w14 w15 w16se w16cid wp14">
+<w:endnotes xmlns:wpc="http://schemas.microsoft.com/office/word/2010/wordprocessingCanvas" xmlns:cx="http://schemas.microsoft.com/office/drawing/2014/chartex" xmlns:cx1="http://schemas.microsoft.com/office/drawing/2015/9/8/chartex" xmlns:cx2="http://schemas.microsoft.com/office/drawing/2015/10/21/chartex" xmlns:cx3="http://schemas.microsoft.com/office/drawing/2016/5/9/chartex" xmlns:cx4="http://schemas.microsoft.com/office/drawing/2016/5/10/chartex" xmlns:cx5="http://schemas.microsoft.com/office/drawing/2016/5/11/chartex" xmlns:cx6="http://schemas.microsoft.com/office/drawing/2016/5/12/chartex" xmlns:cx7="http://schemas.microsoft.com/office/drawing/2016/5/13/chartex" xmlns:cx8="http://schemas.microsoft.com/office/drawing/2016/5/14/chartex" xmlns:mc="http://schemas.openxmlformats.org/markup-compatibility/2006" xmlns:aink="http://schemas.microsoft.com/office/drawing/2016/ink" xmlns:am3d="http://schemas.microsoft.com/office/drawing/2017/model3d" xmlns:o="urn:schemas-microsoft-com:office:office" xmlns:oel="http://schemas.microsoft.com/office/2019/extlst" xmlns:r="http://schemas.openxmlformats.org/officeDocument/2006/relationships" xmlns:m="http://schemas.openxmlformats.org/officeDocument/2006/math" xmlns:v="urn:schemas-microsoft-com:vml" xmlns:wp14="http://schemas.microsoft.com/office/word/2010/wordprocessingDrawing" xmlns:wp="http://schemas.openxmlformats.org/drawingml/2006/wordprocessingDrawing" xmlns:w10="urn:schemas-microsoft-com:office:word" xmlns:w="http://schemas.openxmlformats.org/wordprocessingml/2006/main" xmlns:w14="http://schemas.microsoft.com/office/word/2010/wordml" xmlns:w15="http://schemas.microsoft.com/office/word/2012/wordml" xmlns:w16cex="http://schemas.microsoft.com/office/word/2018/wordml/cex" xmlns:w16cid="http://schemas.microsoft.com/office/word/2016/wordml/cid" xmlns:w16="http://schemas.microsoft.com/office/word/2018/wordml" xmlns:w16du="http://schemas.microsoft.com/office/word/2023/wordml/word16du" xmlns:w16sdtdh="http://schemas.microsoft.com/office/word/2020/wordml/sdtdatahash" xmlns:w16sdtfl="http://schemas.microsoft.com/office/word/2024/wordml/sdtformatlock" xmlns:w16se="http://schemas.microsoft.com/office/word/2015/wordml/symex" xmlns:wpg="http://schemas.microsoft.com/office/word/2010/wordprocessingGroup" xmlns:wpi="http://schemas.microsoft.com/office/word/2010/wordprocessingInk" xmlns:wne="http://schemas.microsoft.com/office/word/2006/wordml" xmlns:wps="http://schemas.microsoft.com/office/word/2010/wordprocessingShape" mc:Ignorable="w14 w15 w16se w16cid w16 w16cex w16sdtdh w16sdtfl w16du wp14">
   <w:endnote w:type="separator" w:id="-1">
     <w:p>
       <w:pPr>
@@ -945,7 +2139,7 @@
 </file>
 
 <file path=word/footnotes.xml><?xml version="1.0" encoding="utf-8"?>
-<w:footnotes xmlns:wpc="http://schemas.microsoft.com/office/word/2010/wordprocessingCanvas" xmlns:cx="http://schemas.microsoft.com/office/drawing/2014/chartex" xmlns:cx1="http://schemas.microsoft.com/office/drawing/2015/9/8/chartex" xmlns:cx2="http://schemas.microsoft.com/office/drawing/2015/10/21/chartex" xmlns:cx3="http://schemas.microsoft.com/office/drawing/2016/5/9/chartex" xmlns:cx4="http://schemas.microsoft.com/office/drawing/2016/5/10/chartex" xmlns:cx5="http://schemas.microsoft.com/office/drawing/2016/5/11/chartex" xmlns:cx6="http://schemas.microsoft.com/office/drawing/2016/5/12/chartex" xmlns:cx7="http://schemas.microsoft.com/office/drawing/2016/5/13/chartex" xmlns:cx8="http://schemas.microsoft.com/office/drawing/2016/5/14/chartex" xmlns:mc="http://schemas.openxmlformats.org/markup-compatibility/2006" xmlns:aink="http://schemas.microsoft.com/office/drawing/2016/ink" xmlns:am3d="http://schemas.microsoft.com/office/drawing/2017/model3d" xmlns:o="urn:schemas-microsoft-com:office:office" xmlns:r="http://schemas.openxmlformats.org/officeDocument/2006/relationships" xmlns:m="http://schemas.openxmlformats.org/officeDocument/2006/math" xmlns:v="urn:schemas-microsoft-com:vml" xmlns:wp14="http://schemas.microsoft.com/office/word/2010/wordprocessingDrawing" xmlns:wp="http://schemas.openxmlformats.org/drawingml/2006/wordprocessingDrawing" xmlns:w10="urn:schemas-microsoft-com:office:word" xmlns:w="http://schemas.openxmlformats.org/wordprocessingml/2006/main" xmlns:w14="http://schemas.microsoft.com/office/word/2010/wordml" xmlns:w15="http://schemas.microsoft.com/office/word/2012/wordml" xmlns:w16cid="http://schemas.microsoft.com/office/word/2016/wordml/cid" xmlns:w16se="http://schemas.microsoft.com/office/word/2015/wordml/symex" xmlns:wpg="http://schemas.microsoft.com/office/word/2010/wordprocessingGroup" xmlns:wpi="http://schemas.microsoft.com/office/word/2010/wordprocessingInk" xmlns:wne="http://schemas.microsoft.com/office/word/2006/wordml" xmlns:wps="http://schemas.microsoft.com/office/word/2010/wordprocessingShape" mc:Ignorable="w14 w15 w16se w16cid wp14">
+<w:footnotes xmlns:wpc="http://schemas.microsoft.com/office/word/2010/wordprocessingCanvas" xmlns:cx="http://schemas.microsoft.com/office/drawing/2014/chartex" xmlns:cx1="http://schemas.microsoft.com/office/drawing/2015/9/8/chartex" xmlns:cx2="http://schemas.microsoft.com/office/drawing/2015/10/21/chartex" xmlns:cx3="http://schemas.microsoft.com/office/drawing/2016/5/9/chartex" xmlns:cx4="http://schemas.microsoft.com/office/drawing/2016/5/10/chartex" xmlns:cx5="http://schemas.microsoft.com/office/drawing/2016/5/11/chartex" xmlns:cx6="http://schemas.microsoft.com/office/drawing/2016/5/12/chartex" xmlns:cx7="http://schemas.microsoft.com/office/drawing/2016/5/13/chartex" xmlns:cx8="http://schemas.microsoft.com/office/drawing/2016/5/14/chartex" xmlns:mc="http://schemas.openxmlformats.org/markup-compatibility/2006" xmlns:aink="http://schemas.microsoft.com/office/drawing/2016/ink" xmlns:am3d="http://schemas.microsoft.com/office/drawing/2017/model3d" xmlns:o="urn:schemas-microsoft-com:office:office" xmlns:oel="http://schemas.microsoft.com/office/2019/extlst" xmlns:r="http://schemas.openxmlformats.org/officeDocument/2006/relationships" xmlns:m="http://schemas.openxmlformats.org/officeDocument/2006/math" xmlns:v="urn:schemas-microsoft-com:vml" xmlns:wp14="http://schemas.microsoft.com/office/word/2010/wordprocessingDrawing" xmlns:wp="http://schemas.openxmlformats.org/drawingml/2006/wordprocessingDrawing" xmlns:w10="urn:schemas-microsoft-com:office:word" xmlns:w="http://schemas.openxmlformats.org/wordprocessingml/2006/main" xmlns:w14="http://schemas.microsoft.com/office/word/2010/wordml" xmlns:w15="http://schemas.microsoft.com/office/word/2012/wordml" xmlns:w16cex="http://schemas.microsoft.com/office/word/2018/wordml/cex" xmlns:w16cid="http://schemas.microsoft.com/office/word/2016/wordml/cid" xmlns:w16="http://schemas.microsoft.com/office/word/2018/wordml" xmlns:w16du="http://schemas.microsoft.com/office/word/2023/wordml/word16du" xmlns:w16sdtdh="http://schemas.microsoft.com/office/word/2020/wordml/sdtdatahash" xmlns:w16sdtfl="http://schemas.microsoft.com/office/word/2024/wordml/sdtformatlock" xmlns:w16se="http://schemas.microsoft.com/office/word/2015/wordml/symex" xmlns:wpg="http://schemas.microsoft.com/office/word/2010/wordprocessingGroup" xmlns:wpi="http://schemas.microsoft.com/office/word/2010/wordprocessingInk" xmlns:wne="http://schemas.microsoft.com/office/word/2006/wordml" xmlns:wps="http://schemas.microsoft.com/office/word/2010/wordprocessingShape" mc:Ignorable="w14 w15 w16se w16cid w16 w16cex w16sdtdh w16sdtfl w16du wp14">
   <w:footnote w:type="separator" w:id="-1">
     <w:p>
       <w:pPr>
@@ -970,21 +2164,22 @@
 </file>
 
 <file path=word/intelligence2.xml><?xml version="1.0" encoding="utf-8"?>
-<int2:intelligence xmlns:int2="http://schemas.microsoft.com/office/intelligence/2020/intelligence">
+<int2:intelligence xmlns:int2="http://schemas.microsoft.com/office/intelligence/2020/intelligence" xmlns:oel="http://schemas.microsoft.com/office/2019/extlst">
   <int2:observations>
     <int2:textHash int2:hashCode="dn5JNHJ1MYs7fC" int2:id="2BsSHtIt">
-      <int2:state int2:type="spell" int2:value="Rejected"/>
+      <int2:state int2:value="Rejected" int2:type="spell"/>
     </int2:textHash>
     <int2:textHash int2:hashCode="529pji/otJCmps" int2:id="5HNimFsJ">
-      <int2:state int2:type="spell" int2:value="Rejected"/>
+      <int2:state int2:value="Rejected" int2:type="spell"/>
     </int2:textHash>
   </int2:observations>
   <int2:intelligenceSettings/>
+  <int2:onDemandWorkflows/>
 </int2:intelligence>
 </file>
 
 <file path=word/numbering.xml><?xml version="1.0" encoding="utf-8"?>
-<w:numbering xmlns:wpc="http://schemas.microsoft.com/office/word/2010/wordprocessingCanvas" xmlns:cx="http://schemas.microsoft.com/office/drawing/2014/chartex" xmlns:cx1="http://schemas.microsoft.com/office/drawing/2015/9/8/chartex" xmlns:cx2="http://schemas.microsoft.com/office/drawing/2015/10/21/chartex" xmlns:cx3="http://schemas.microsoft.com/office/drawing/2016/5/9/chartex" xmlns:cx4="http://schemas.microsoft.com/office/drawing/2016/5/10/chartex" xmlns:cx5="http://schemas.microsoft.com/office/drawing/2016/5/11/chartex" xmlns:cx6="http://schemas.microsoft.com/office/drawing/2016/5/12/chartex" xmlns:cx7="http://schemas.microsoft.com/office/drawing/2016/5/13/chartex" xmlns:cx8="http://schemas.microsoft.com/office/drawing/2016/5/14/chartex" xmlns:mc="http://schemas.openxmlformats.org/markup-compatibility/2006" xmlns:aink="http://schemas.microsoft.com/office/drawing/2016/ink" xmlns:am3d="http://schemas.microsoft.com/office/drawing/2017/model3d" xmlns:o="urn:schemas-microsoft-com:office:office" xmlns:r="http://schemas.openxmlformats.org/officeDocument/2006/relationships" xmlns:m="http://schemas.openxmlformats.org/officeDocument/2006/math" xmlns:v="urn:schemas-microsoft-com:vml" xmlns:wp14="http://schemas.microsoft.com/office/word/2010/wordprocessingDrawing" xmlns:wp="http://schemas.openxmlformats.org/drawingml/2006/wordprocessingDrawing" xmlns:w10="urn:schemas-microsoft-com:office:word" xmlns:w="http://schemas.openxmlformats.org/wordprocessingml/2006/main" xmlns:w14="http://schemas.microsoft.com/office/word/2010/wordml" xmlns:w15="http://schemas.microsoft.com/office/word/2012/wordml" xmlns:w16cid="http://schemas.microsoft.com/office/word/2016/wordml/cid" xmlns:w16se="http://schemas.microsoft.com/office/word/2015/wordml/symex" xmlns:wpg="http://schemas.microsoft.com/office/word/2010/wordprocessingGroup" xmlns:wpi="http://schemas.microsoft.com/office/word/2010/wordprocessingInk" xmlns:wne="http://schemas.microsoft.com/office/word/2006/wordml" xmlns:wps="http://schemas.microsoft.com/office/word/2010/wordprocessingShape" mc:Ignorable="w14 w15 w16se w16cid wp14">
+<w:numbering xmlns:wpc="http://schemas.microsoft.com/office/word/2010/wordprocessingCanvas" xmlns:cx="http://schemas.microsoft.com/office/drawing/2014/chartex" xmlns:cx1="http://schemas.microsoft.com/office/drawing/2015/9/8/chartex" xmlns:cx2="http://schemas.microsoft.com/office/drawing/2015/10/21/chartex" xmlns:cx3="http://schemas.microsoft.com/office/drawing/2016/5/9/chartex" xmlns:cx4="http://schemas.microsoft.com/office/drawing/2016/5/10/chartex" xmlns:cx5="http://schemas.microsoft.com/office/drawing/2016/5/11/chartex" xmlns:cx6="http://schemas.microsoft.com/office/drawing/2016/5/12/chartex" xmlns:cx7="http://schemas.microsoft.com/office/drawing/2016/5/13/chartex" xmlns:cx8="http://schemas.microsoft.com/office/drawing/2016/5/14/chartex" xmlns:mc="http://schemas.openxmlformats.org/markup-compatibility/2006" xmlns:aink="http://schemas.microsoft.com/office/drawing/2016/ink" xmlns:am3d="http://schemas.microsoft.com/office/drawing/2017/model3d" xmlns:o="urn:schemas-microsoft-com:office:office" xmlns:oel="http://schemas.microsoft.com/office/2019/extlst" xmlns:r="http://schemas.openxmlformats.org/officeDocument/2006/relationships" xmlns:m="http://schemas.openxmlformats.org/officeDocument/2006/math" xmlns:v="urn:schemas-microsoft-com:vml" xmlns:wp14="http://schemas.microsoft.com/office/word/2010/wordprocessingDrawing" xmlns:wp="http://schemas.openxmlformats.org/drawingml/2006/wordprocessingDrawing" xmlns:w10="urn:schemas-microsoft-com:office:word" xmlns:w="http://schemas.openxmlformats.org/wordprocessingml/2006/main" xmlns:w14="http://schemas.microsoft.com/office/word/2010/wordml" xmlns:w15="http://schemas.microsoft.com/office/word/2012/wordml" xmlns:w16cex="http://schemas.microsoft.com/office/word/2018/wordml/cex" xmlns:w16cid="http://schemas.microsoft.com/office/word/2016/wordml/cid" xmlns:w16="http://schemas.microsoft.com/office/word/2018/wordml" xmlns:w16du="http://schemas.microsoft.com/office/word/2023/wordml/word16du" xmlns:w16sdtdh="http://schemas.microsoft.com/office/word/2020/wordml/sdtdatahash" xmlns:w16sdtfl="http://schemas.microsoft.com/office/word/2024/wordml/sdtformatlock" xmlns:w16se="http://schemas.microsoft.com/office/word/2015/wordml/symex" xmlns:wpg="http://schemas.microsoft.com/office/word/2010/wordprocessingGroup" xmlns:wpi="http://schemas.microsoft.com/office/word/2010/wordprocessingInk" xmlns:wne="http://schemas.microsoft.com/office/word/2006/wordml" xmlns:wps="http://schemas.microsoft.com/office/word/2010/wordprocessingShape" mc:Ignorable="w14 w15 w16se w16cid w16 w16cex w16sdtdh w16sdtfl w16du wp14">
   <w:abstractNum w:abstractNumId="0" w15:restartNumberingAfterBreak="0">
     <w:nsid w:val="09826510"/>
     <w:multiLevelType w:val="hybridMultilevel"/>
@@ -1212,6 +2407,60 @@
     </w:lvl>
   </w:abstractNum>
   <w:abstractNum w:abstractNumId="2" w15:restartNumberingAfterBreak="0">
+    <w:nsid w:val="18B21D8D"/>
+    <w:multiLevelType w:val="hybridMultilevel"/>
+    <w:tmpl w:val="E5440E50"/>
+    <w:lvl w:ilvl="0" w:tplc="9138A6DE">
+      <w:start w:val="1"/>
+      <w:numFmt w:val="bullet"/>
+      <w:lvlText w:val="•"/>
+      <w:lvlJc w:val="left"/>
+      <w:pPr>
+        <w:ind w:left="504" w:hanging="360"/>
+      </w:pPr>
+    </w:lvl>
+    <w:lvl w:ilvl="1" w:tplc="445E587C">
+      <w:numFmt w:val="decimal"/>
+      <w:lvlText w:val=""/>
+      <w:lvlJc w:val="left"/>
+    </w:lvl>
+    <w:lvl w:ilvl="2" w:tplc="0C56BE3E">
+      <w:numFmt w:val="decimal"/>
+      <w:lvlText w:val=""/>
+      <w:lvlJc w:val="left"/>
+    </w:lvl>
+    <w:lvl w:ilvl="3" w:tplc="EE189CE2">
+      <w:numFmt w:val="decimal"/>
+      <w:lvlText w:val=""/>
+      <w:lvlJc w:val="left"/>
+    </w:lvl>
+    <w:lvl w:ilvl="4" w:tplc="FD8EE836">
+      <w:numFmt w:val="decimal"/>
+      <w:lvlText w:val=""/>
+      <w:lvlJc w:val="left"/>
+    </w:lvl>
+    <w:lvl w:ilvl="5" w:tplc="0590BDA2">
+      <w:numFmt w:val="decimal"/>
+      <w:lvlText w:val=""/>
+      <w:lvlJc w:val="left"/>
+    </w:lvl>
+    <w:lvl w:ilvl="6" w:tplc="723CED78">
+      <w:numFmt w:val="decimal"/>
+      <w:lvlText w:val=""/>
+      <w:lvlJc w:val="left"/>
+    </w:lvl>
+    <w:lvl w:ilvl="7" w:tplc="DDF0E2B2">
+      <w:numFmt w:val="decimal"/>
+      <w:lvlText w:val=""/>
+      <w:lvlJc w:val="left"/>
+    </w:lvl>
+    <w:lvl w:ilvl="8" w:tplc="89F89A3C">
+      <w:numFmt w:val="decimal"/>
+      <w:lvlText w:val=""/>
+      <w:lvlJc w:val="left"/>
+    </w:lvl>
+  </w:abstractNum>
+  <w:abstractNum w:abstractNumId="3" w15:restartNumberingAfterBreak="0">
     <w:nsid w:val="1DAC84BA"/>
     <w:multiLevelType w:val="hybridMultilevel"/>
     <w:tmpl w:val="23D4D1BC"/>
@@ -1324,7 +2573,7 @@
       </w:rPr>
     </w:lvl>
   </w:abstractNum>
-  <w:abstractNum w:abstractNumId="3" w15:restartNumberingAfterBreak="0">
+  <w:abstractNum w:abstractNumId="4" w15:restartNumberingAfterBreak="0">
     <w:nsid w:val="2B1233DE"/>
     <w:multiLevelType w:val="hybridMultilevel"/>
     <w:tmpl w:val="68DAFE76"/>
@@ -1437,7 +2686,7 @@
       </w:rPr>
     </w:lvl>
   </w:abstractNum>
-  <w:abstractNum w:abstractNumId="4" w15:restartNumberingAfterBreak="0">
+  <w:abstractNum w:abstractNumId="5" w15:restartNumberingAfterBreak="0">
     <w:nsid w:val="4012C6DB"/>
     <w:multiLevelType w:val="hybridMultilevel"/>
     <w:tmpl w:val="D0C218E4"/>
@@ -1550,7 +2799,7 @@
       </w:rPr>
     </w:lvl>
   </w:abstractNum>
-  <w:abstractNum w:abstractNumId="5" w15:restartNumberingAfterBreak="0">
+  <w:abstractNum w:abstractNumId="6" w15:restartNumberingAfterBreak="0">
     <w:nsid w:val="42023488"/>
     <w:multiLevelType w:val="hybridMultilevel"/>
     <w:tmpl w:val="16A06E86"/>
@@ -1663,7 +2912,7 @@
       </w:rPr>
     </w:lvl>
   </w:abstractNum>
-  <w:abstractNum w:abstractNumId="6" w15:restartNumberingAfterBreak="0">
+  <w:abstractNum w:abstractNumId="7" w15:restartNumberingAfterBreak="0">
     <w:nsid w:val="5BBC7339"/>
     <w:multiLevelType w:val="hybridMultilevel"/>
     <w:tmpl w:val="0E286E68"/>
@@ -1776,7 +3025,7 @@
       </w:rPr>
     </w:lvl>
   </w:abstractNum>
-  <w:abstractNum w:abstractNumId="7" w15:restartNumberingAfterBreak="0">
+  <w:abstractNum w:abstractNumId="8" w15:restartNumberingAfterBreak="0">
     <w:nsid w:val="5EA692CF"/>
     <w:multiLevelType w:val="hybridMultilevel"/>
     <w:tmpl w:val="14323AEA"/>
@@ -1889,47 +3138,160 @@
       </w:rPr>
     </w:lvl>
   </w:abstractNum>
-  <w:num w:numId="1">
+  <w:abstractNum w:abstractNumId="9" w15:restartNumberingAfterBreak="0">
+    <w:nsid w:val="655718B8"/>
+    <w:multiLevelType w:val="hybridMultilevel"/>
+    <w:tmpl w:val="E8DCD1CA"/>
+    <w:lvl w:ilvl="0" w:tplc="04160001">
+      <w:start w:val="1"/>
+      <w:numFmt w:val="bullet"/>
+      <w:lvlText w:val=""/>
+      <w:lvlJc w:val="left"/>
+      <w:pPr>
+        <w:ind w:left="720" w:hanging="360"/>
+      </w:pPr>
+      <w:rPr>
+        <w:rFonts w:ascii="Symbol" w:hAnsi="Symbol" w:hint="default"/>
+      </w:rPr>
+    </w:lvl>
+    <w:lvl w:ilvl="1" w:tplc="04160003" w:tentative="1">
+      <w:start w:val="1"/>
+      <w:numFmt w:val="bullet"/>
+      <w:lvlText w:val="o"/>
+      <w:lvlJc w:val="left"/>
+      <w:pPr>
+        <w:ind w:left="1440" w:hanging="360"/>
+      </w:pPr>
+      <w:rPr>
+        <w:rFonts w:ascii="Courier New" w:hAnsi="Courier New" w:cs="Courier New" w:hint="default"/>
+      </w:rPr>
+    </w:lvl>
+    <w:lvl w:ilvl="2" w:tplc="04160005" w:tentative="1">
+      <w:start w:val="1"/>
+      <w:numFmt w:val="bullet"/>
+      <w:lvlText w:val=""/>
+      <w:lvlJc w:val="left"/>
+      <w:pPr>
+        <w:ind w:left="2160" w:hanging="360"/>
+      </w:pPr>
+      <w:rPr>
+        <w:rFonts w:ascii="Wingdings" w:hAnsi="Wingdings" w:hint="default"/>
+      </w:rPr>
+    </w:lvl>
+    <w:lvl w:ilvl="3" w:tplc="04160001" w:tentative="1">
+      <w:start w:val="1"/>
+      <w:numFmt w:val="bullet"/>
+      <w:lvlText w:val=""/>
+      <w:lvlJc w:val="left"/>
+      <w:pPr>
+        <w:ind w:left="2880" w:hanging="360"/>
+      </w:pPr>
+      <w:rPr>
+        <w:rFonts w:ascii="Symbol" w:hAnsi="Symbol" w:hint="default"/>
+      </w:rPr>
+    </w:lvl>
+    <w:lvl w:ilvl="4" w:tplc="04160003" w:tentative="1">
+      <w:start w:val="1"/>
+      <w:numFmt w:val="bullet"/>
+      <w:lvlText w:val="o"/>
+      <w:lvlJc w:val="left"/>
+      <w:pPr>
+        <w:ind w:left="3600" w:hanging="360"/>
+      </w:pPr>
+      <w:rPr>
+        <w:rFonts w:ascii="Courier New" w:hAnsi="Courier New" w:cs="Courier New" w:hint="default"/>
+      </w:rPr>
+    </w:lvl>
+    <w:lvl w:ilvl="5" w:tplc="04160005" w:tentative="1">
+      <w:start w:val="1"/>
+      <w:numFmt w:val="bullet"/>
+      <w:lvlText w:val=""/>
+      <w:lvlJc w:val="left"/>
+      <w:pPr>
+        <w:ind w:left="4320" w:hanging="360"/>
+      </w:pPr>
+      <w:rPr>
+        <w:rFonts w:ascii="Wingdings" w:hAnsi="Wingdings" w:hint="default"/>
+      </w:rPr>
+    </w:lvl>
+    <w:lvl w:ilvl="6" w:tplc="04160001" w:tentative="1">
+      <w:start w:val="1"/>
+      <w:numFmt w:val="bullet"/>
+      <w:lvlText w:val=""/>
+      <w:lvlJc w:val="left"/>
+      <w:pPr>
+        <w:ind w:left="5040" w:hanging="360"/>
+      </w:pPr>
+      <w:rPr>
+        <w:rFonts w:ascii="Symbol" w:hAnsi="Symbol" w:hint="default"/>
+      </w:rPr>
+    </w:lvl>
+    <w:lvl w:ilvl="7" w:tplc="04160003" w:tentative="1">
+      <w:start w:val="1"/>
+      <w:numFmt w:val="bullet"/>
+      <w:lvlText w:val="o"/>
+      <w:lvlJc w:val="left"/>
+      <w:pPr>
+        <w:ind w:left="5760" w:hanging="360"/>
+      </w:pPr>
+      <w:rPr>
+        <w:rFonts w:ascii="Courier New" w:hAnsi="Courier New" w:cs="Courier New" w:hint="default"/>
+      </w:rPr>
+    </w:lvl>
+    <w:lvl w:ilvl="8" w:tplc="04160005" w:tentative="1">
+      <w:start w:val="1"/>
+      <w:numFmt w:val="bullet"/>
+      <w:lvlText w:val=""/>
+      <w:lvlJc w:val="left"/>
+      <w:pPr>
+        <w:ind w:left="6480" w:hanging="360"/>
+      </w:pPr>
+      <w:rPr>
+        <w:rFonts w:ascii="Wingdings" w:hAnsi="Wingdings" w:hint="default"/>
+      </w:rPr>
+    </w:lvl>
+  </w:abstractNum>
+  <w:num w:numId="1" w16cid:durableId="2109621550">
+    <w:abstractNumId w:val="6"/>
+  </w:num>
+  <w:num w:numId="2" w16cid:durableId="2004159195">
+    <w:abstractNumId w:val="7"/>
+  </w:num>
+  <w:num w:numId="3" w16cid:durableId="1089421789">
+    <w:abstractNumId w:val="1"/>
+  </w:num>
+  <w:num w:numId="4" w16cid:durableId="863403939">
+    <w:abstractNumId w:val="3"/>
+  </w:num>
+  <w:num w:numId="5" w16cid:durableId="50230515">
     <w:abstractNumId w:val="5"/>
   </w:num>
-  <w:num w:numId="2">
-    <w:abstractNumId w:val="6"/>
+  <w:num w:numId="6" w16cid:durableId="696660281">
+    <w:abstractNumId w:val="8"/>
   </w:num>
-  <w:num w:numId="3">
-    <w:abstractNumId w:val="1"/>
-  </w:num>
-  <w:num w:numId="4">
-    <w:abstractNumId w:val="2"/>
-  </w:num>
-  <w:num w:numId="5">
+  <w:num w:numId="7" w16cid:durableId="1070737857">
     <w:abstractNumId w:val="4"/>
   </w:num>
-  <w:num w:numId="6">
-    <w:abstractNumId w:val="7"/>
+  <w:num w:numId="8" w16cid:durableId="782378519">
+    <w:abstractNumId w:val="0"/>
   </w:num>
-  <w:num w:numId="7">
+  <w:num w:numId="9" w16cid:durableId="226111876">
     <w:abstractNumId w:val="3"/>
   </w:num>
-  <w:num w:numId="8">
-    <w:abstractNumId w:val="0"/>
+  <w:num w:numId="10" w16cid:durableId="256327844">
+    <w:abstractNumId w:val="2"/>
+    <w:lvlOverride w:ilvl="0">
+      <w:startOverride w:val="1"/>
+    </w:lvlOverride>
   </w:num>
-  <w:num w:numId="9">
-    <w:abstractNumId w:val="2"/>
-    <w:lvlOverride w:ilvl="0"/>
-    <w:lvlOverride w:ilvl="1"/>
-    <w:lvlOverride w:ilvl="2"/>
-    <w:lvlOverride w:ilvl="3"/>
-    <w:lvlOverride w:ilvl="4"/>
-    <w:lvlOverride w:ilvl="5"/>
-    <w:lvlOverride w:ilvl="6"/>
-    <w:lvlOverride w:ilvl="7"/>
-    <w:lvlOverride w:ilvl="8"/>
+  <w:num w:numId="11" w16cid:durableId="1607345023">
+    <w:abstractNumId w:val="9"/>
   </w:num>
 </w:numbering>
 </file>
 
 <file path=word/styles.xml><?xml version="1.0" encoding="utf-8"?>
-<w:styles xmlns:mc="http://schemas.openxmlformats.org/markup-compatibility/2006" xmlns:r="http://schemas.openxmlformats.org/officeDocument/2006/relationships" xmlns:w="http://schemas.openxmlformats.org/wordprocessingml/2006/main" xmlns:w14="http://schemas.microsoft.com/office/word/2010/wordml" xmlns:w15="http://schemas.microsoft.com/office/word/2012/wordml" xmlns:w16cid="http://schemas.microsoft.com/office/word/2016/wordml/cid" xmlns:w16se="http://schemas.microsoft.com/office/word/2015/wordml/symex" mc:Ignorable="w14 w15 w16se w16cid">
+<w:styles xmlns:mc="http://schemas.openxmlformats.org/markup-compatibility/2006" xmlns:r="http://schemas.openxmlformats.org/officeDocument/2006/relationships" xmlns:w="http://schemas.openxmlformats.org/wordprocessingml/2006/main" xmlns:w14="http://schemas.microsoft.com/office/word/2010/wordml" xmlns:w15="http://schemas.microsoft.com/office/word/2012/wordml" xmlns:w16cex="http://schemas.microsoft.com/office/word/2018/wordml/cex" xmlns:w16cid="http://schemas.microsoft.com/office/word/2016/wordml/cid" xmlns:w16="http://schemas.microsoft.com/office/word/2018/wordml" xmlns:w16du="http://schemas.microsoft.com/office/word/2023/wordml/word16du" xmlns:w16sdtdh="http://schemas.microsoft.com/office/word/2020/wordml/sdtdatahash" xmlns:w16sdtfl="http://schemas.microsoft.com/office/word/2024/wordml/sdtformatlock" xmlns:w16se="http://schemas.microsoft.com/office/word/2015/wordml/symex" mc:Ignorable="w14 w15 w16se w16cid w16 w16cex w16sdtdh w16sdtfl w16du">
   <w:docDefaults>
     <w:rPrDefault>
       <w:rPr>
@@ -1947,7 +3309,7 @@
       </w:pPr>
     </w:pPrDefault>
   </w:docDefaults>
-  <w:latentStyles w:defLockedState="0" w:defUIPriority="99" w:defSemiHidden="0" w:defUnhideWhenUsed="0" w:defQFormat="0" w:count="375">
+  <w:latentStyles w:defLockedState="0" w:defUIPriority="99" w:defSemiHidden="0" w:defUnhideWhenUsed="0" w:defQFormat="0" w:count="376">
     <w:lsdException w:name="Normal" w:uiPriority="0" w:qFormat="1"/>
     <w:lsdException w:name="heading 1" w:uiPriority="9" w:qFormat="1"/>
     <w:lsdException w:name="heading 2" w:semiHidden="1" w:uiPriority="9" w:unhideWhenUsed="1" w:qFormat="1"/>
@@ -2127,7 +3489,7 @@
     <w:lsdException w:name="Medium Shading 2 Accent 1" w:uiPriority="64"/>
     <w:lsdException w:name="Medium List 1 Accent 1" w:uiPriority="65"/>
     <w:lsdException w:name="Revision" w:semiHidden="1"/>
-    <w:lsdException w:name="List Paragraph" w:uiPriority="34" w:qFormat="1"/>
+    <w:lsdException w:name="List Paragraph" w:uiPriority="0" w:qFormat="1"/>
     <w:lsdException w:name="Quote" w:uiPriority="29" w:qFormat="1"/>
     <w:lsdException w:name="Intense Quote" w:uiPriority="30" w:qFormat="1"/>
     <w:lsdException w:name="Medium List 2 Accent 1" w:uiPriority="66"/>
@@ -2323,6 +3685,7 @@
     <w:lsdException w:name="Smart Hyperlink" w:semiHidden="1" w:unhideWhenUsed="1"/>
     <w:lsdException w:name="Hashtag" w:semiHidden="1" w:unhideWhenUsed="1"/>
     <w:lsdException w:name="Unresolved Mention" w:semiHidden="1" w:unhideWhenUsed="1"/>
+    <w:lsdException w:name="Smart Link" w:semiHidden="1" w:unhideWhenUsed="1"/>
   </w:latentStyles>
   <w:style w:type="paragraph" w:default="1" w:styleId="Normal">
     <w:name w:val="Normal"/>
@@ -2355,7 +3718,6 @@
     <w:next w:val="Normal"/>
     <w:link w:val="Ttulo2Char"/>
     <w:uiPriority w:val="9"/>
-    <w:semiHidden/>
     <w:unhideWhenUsed/>
     <w:qFormat/>
     <w:rsid w:val="00036864"/>
@@ -2572,7 +3934,6 @@
     <w:basedOn w:val="Fontepargpadro"/>
     <w:link w:val="Ttulo2"/>
     <w:uiPriority w:val="9"/>
-    <w:semiHidden/>
     <w:rsid w:val="00036864"/>
     <w:rPr>
       <w:rFonts w:asciiTheme="majorHAnsi" w:eastAsiaTheme="majorEastAsia" w:hAnsiTheme="majorHAnsi" w:cstheme="majorBidi"/>
@@ -2775,7 +4136,6 @@
   <w:style w:type="paragraph" w:styleId="PargrafodaLista">
     <w:name w:val="List Paragraph"/>
     <w:basedOn w:val="Normal"/>
-    <w:uiPriority w:val="34"/>
     <w:qFormat/>
     <w:rsid w:val="00036864"/>
     <w:pPr>

--- a/Briefing/Briefing EcoTrash.docx
+++ b/Briefing/Briefing EcoTrash.docx
@@ -17,19 +17,8 @@
           <w:bCs/>
           <w:u w:val="single"/>
         </w:rPr>
-        <w:t xml:space="preserve">Briefing: </w:t>
-      </w:r>
-      <w:proofErr w:type="spellStart"/>
-      <w:r>
-        <w:rPr>
-          <w:rFonts w:ascii="Arial" w:hAnsi="Arial" w:cs="Arial"/>
-          <w:b/>
-          <w:bCs/>
-          <w:u w:val="single"/>
-        </w:rPr>
-        <w:t>EcoTrash</w:t>
-      </w:r>
-      <w:proofErr w:type="spellEnd"/>
+        <w:t>Briefing: EcoTrash</w:t>
+      </w:r>
     </w:p>
     <w:p>
       <w:pPr>
@@ -163,6 +152,30 @@
         </w:rPr>
         <w:t>Flavio Jose Rocha Ferreira, Vinicius Canuto Santos</w:t>
       </w:r>
+      <w:r>
+        <w:rPr>
+          <w:rFonts w:ascii="Arial" w:hAnsi="Arial" w:cs="Arial"/>
+        </w:rPr>
+        <w:t xml:space="preserve">, </w:t>
+      </w:r>
+      <w:r>
+        <w:rPr>
+          <w:rFonts w:ascii="Arial" w:hAnsi="Arial" w:cs="Arial"/>
+        </w:rPr>
+        <w:t>Ranny kelly Barbosa dos Santos, Richard Dómini Souza Feitosa</w:t>
+      </w:r>
+      <w:r>
+        <w:rPr>
+          <w:rFonts w:ascii="Arial" w:hAnsi="Arial" w:cs="Arial"/>
+        </w:rPr>
+        <w:t xml:space="preserve"> e </w:t>
+      </w:r>
+      <w:r>
+        <w:rPr>
+          <w:rFonts w:ascii="Arial" w:hAnsi="Arial" w:cs="Arial"/>
+        </w:rPr>
+        <w:t>Wilder Aragão Santos</w:t>
+      </w:r>
     </w:p>
     <w:p>
       <w:pPr>
@@ -190,49 +203,7 @@
         <w:rPr>
           <w:rFonts w:ascii="Arial" w:hAnsi="Arial" w:cs="Arial"/>
         </w:rPr>
-        <w:t>Aplicativo Mobile (</w:t>
-      </w:r>
-      <w:proofErr w:type="spellStart"/>
-      <w:r>
-        <w:rPr>
-          <w:rFonts w:ascii="Arial" w:hAnsi="Arial" w:cs="Arial"/>
-        </w:rPr>
-        <w:t>Ionic</w:t>
-      </w:r>
-      <w:proofErr w:type="spellEnd"/>
-      <w:r>
-        <w:rPr>
-          <w:rFonts w:ascii="Arial" w:hAnsi="Arial" w:cs="Arial"/>
-        </w:rPr>
-        <w:t xml:space="preserve"> + </w:t>
-      </w:r>
-      <w:proofErr w:type="spellStart"/>
-      <w:r>
-        <w:rPr>
-          <w:rFonts w:ascii="Arial" w:hAnsi="Arial" w:cs="Arial"/>
-        </w:rPr>
-        <w:t>React</w:t>
-      </w:r>
-      <w:proofErr w:type="spellEnd"/>
-      <w:r>
-        <w:rPr>
-          <w:rFonts w:ascii="Arial" w:hAnsi="Arial" w:cs="Arial"/>
-        </w:rPr>
-        <w:t xml:space="preserve"> + </w:t>
-      </w:r>
-      <w:proofErr w:type="spellStart"/>
-      <w:r>
-        <w:rPr>
-          <w:rFonts w:ascii="Arial" w:hAnsi="Arial" w:cs="Arial"/>
-        </w:rPr>
-        <w:t>TypeScript</w:t>
-      </w:r>
-      <w:proofErr w:type="spellEnd"/>
-      <w:r>
-        <w:rPr>
-          <w:rFonts w:ascii="Arial" w:hAnsi="Arial" w:cs="Arial"/>
-        </w:rPr>
-        <w:t>)</w:t>
+        <w:t>Aplicativo Mobile (Ionic + React + TypeScript)</w:t>
       </w:r>
     </w:p>
     <w:p>
@@ -341,63 +312,7 @@
         <w:rPr>
           <w:rFonts w:ascii="Arial" w:hAnsi="Arial" w:cs="Arial"/>
         </w:rPr>
-        <w:t xml:space="preserve">O </w:t>
-      </w:r>
-      <w:proofErr w:type="spellStart"/>
-      <w:r>
-        <w:rPr>
-          <w:rFonts w:ascii="Arial" w:hAnsi="Arial" w:cs="Arial"/>
-        </w:rPr>
-        <w:t>EcoTrash</w:t>
-      </w:r>
-      <w:proofErr w:type="spellEnd"/>
-      <w:r>
-        <w:rPr>
-          <w:rFonts w:ascii="Arial" w:hAnsi="Arial" w:cs="Arial"/>
-        </w:rPr>
-        <w:t xml:space="preserve"> é um aplicativo mobile desenvolvido com </w:t>
-      </w:r>
-      <w:proofErr w:type="spellStart"/>
-      <w:r>
-        <w:rPr>
-          <w:rFonts w:ascii="Arial" w:hAnsi="Arial" w:cs="Arial"/>
-        </w:rPr>
-        <w:t>Ionic</w:t>
-      </w:r>
-      <w:proofErr w:type="spellEnd"/>
-      <w:r>
-        <w:rPr>
-          <w:rFonts w:ascii="Arial" w:hAnsi="Arial" w:cs="Arial"/>
-        </w:rPr>
-        <w:t xml:space="preserve"> + </w:t>
-      </w:r>
-      <w:proofErr w:type="spellStart"/>
-      <w:r>
-        <w:rPr>
-          <w:rFonts w:ascii="Arial" w:hAnsi="Arial" w:cs="Arial"/>
-        </w:rPr>
-        <w:t>React</w:t>
-      </w:r>
-      <w:proofErr w:type="spellEnd"/>
-      <w:r>
-        <w:rPr>
-          <w:rFonts w:ascii="Arial" w:hAnsi="Arial" w:cs="Arial"/>
-        </w:rPr>
-        <w:t xml:space="preserve"> + </w:t>
-      </w:r>
-      <w:proofErr w:type="spellStart"/>
-      <w:r>
-        <w:rPr>
-          <w:rFonts w:ascii="Arial" w:hAnsi="Arial" w:cs="Arial"/>
-        </w:rPr>
-        <w:t>TypeScript</w:t>
-      </w:r>
-      <w:proofErr w:type="spellEnd"/>
-      <w:r>
-        <w:rPr>
-          <w:rFonts w:ascii="Arial" w:hAnsi="Arial" w:cs="Arial"/>
-        </w:rPr>
-        <w:t>, voltado para a gestão e solicitação de coleta de resíduos sólidos. A plataforma conecta cidadãos e municípios, permitindo que moradores de regiões com dificuldade de acesso ao serviço regular de coleta possam solicitar o atendimento diretamente pelo celular, enquanto as prefeituras parceiras gerenciam e respondem as solicitações através de um painel dedicado.</w:t>
+        <w:t>O EcoTrash é um aplicativo mobile desenvolvido com Ionic + React + TypeScript, voltado para a gestão e solicitação de coleta de resíduos sólidos. A plataforma conecta cidadãos e municípios, permitindo que moradores de regiões com dificuldade de acesso ao serviço regular de coleta possam solicitar o atendimento diretamente pelo celular, enquanto as prefeituras parceiras gerenciam e respondem as solicitações através de um painel dedicado.</w:t>
       </w:r>
     </w:p>
     <w:p>
@@ -412,49 +327,7 @@
         <w:rPr>
           <w:rFonts w:ascii="Arial" w:hAnsi="Arial" w:cs="Arial"/>
         </w:rPr>
-        <w:t xml:space="preserve">O </w:t>
-      </w:r>
-      <w:proofErr w:type="spellStart"/>
-      <w:r>
-        <w:rPr>
-          <w:rFonts w:ascii="Arial" w:hAnsi="Arial" w:cs="Arial"/>
-        </w:rPr>
-        <w:t>backend</w:t>
-      </w:r>
-      <w:proofErr w:type="spellEnd"/>
-      <w:r>
-        <w:rPr>
-          <w:rFonts w:ascii="Arial" w:hAnsi="Arial" w:cs="Arial"/>
-        </w:rPr>
-        <w:t xml:space="preserve"> da aplicação utiliza Node.js + Express com banco de dados </w:t>
-      </w:r>
-      <w:proofErr w:type="spellStart"/>
-      <w:r>
-        <w:rPr>
-          <w:rFonts w:ascii="Arial" w:hAnsi="Arial" w:cs="Arial"/>
-        </w:rPr>
-        <w:t>SQLite</w:t>
-      </w:r>
-      <w:proofErr w:type="spellEnd"/>
-      <w:r>
-        <w:rPr>
-          <w:rFonts w:ascii="Arial" w:hAnsi="Arial" w:cs="Arial"/>
-        </w:rPr>
-        <w:t xml:space="preserve">, e o </w:t>
-      </w:r>
-      <w:proofErr w:type="spellStart"/>
-      <w:r>
-        <w:rPr>
-          <w:rFonts w:ascii="Arial" w:hAnsi="Arial" w:cs="Arial"/>
-        </w:rPr>
-        <w:t>frontend</w:t>
-      </w:r>
-      <w:proofErr w:type="spellEnd"/>
-      <w:r>
-        <w:rPr>
-          <w:rFonts w:ascii="Arial" w:hAnsi="Arial" w:cs="Arial"/>
-        </w:rPr>
-        <w:t xml:space="preserve"> consome a API do IBGE para listagem dinâmica de estados e municípios brasileiros.</w:t>
+        <w:t>O backend da aplicação utiliza Node.js + Express com banco de dados SQLite, e o frontend consome a API do IBGE para listagem dinâmica de estados e municípios brasileiros.</w:t>
       </w:r>
     </w:p>
     <w:p>
@@ -625,6 +498,7 @@
           <w:sz w:val="24"/>
           <w:szCs w:val="24"/>
         </w:rPr>
+        <w:lastRenderedPageBreak/>
         <w:t>3 - Público-alvo:</w:t>
       </w:r>
     </w:p>
@@ -688,7 +562,6 @@
         <w:rPr>
           <w:rFonts w:ascii="Arial" w:hAnsi="Arial" w:cs="Arial"/>
         </w:rPr>
-        <w:lastRenderedPageBreak/>
         <w:t>Municípios engajados na causa ambiental;</w:t>
       </w:r>
     </w:p>
@@ -950,21 +823,7 @@
         <w:rPr>
           <w:rFonts w:ascii="Arial" w:hAnsi="Arial" w:cs="Arial"/>
         </w:rPr>
-        <w:t xml:space="preserve">Tela "Sobre o Projeto" — Apresentação e objetivos do </w:t>
-      </w:r>
-      <w:proofErr w:type="spellStart"/>
-      <w:r>
-        <w:rPr>
-          <w:rFonts w:ascii="Arial" w:hAnsi="Arial" w:cs="Arial"/>
-        </w:rPr>
-        <w:t>EcoTrash</w:t>
-      </w:r>
-      <w:proofErr w:type="spellEnd"/>
-      <w:r>
-        <w:rPr>
-          <w:rFonts w:ascii="Arial" w:hAnsi="Arial" w:cs="Arial"/>
-        </w:rPr>
-        <w:t>;</w:t>
+        <w:t>Tela "Sobre o Projeto" — Apresentação e objetivos do EcoTrash;</w:t>
       </w:r>
     </w:p>
     <w:p>
@@ -1266,21 +1125,7 @@
         <w:rPr>
           <w:rFonts w:ascii="Arial" w:hAnsi="Arial" w:cs="Arial"/>
         </w:rPr>
-        <w:t xml:space="preserve"> (</w:t>
-      </w:r>
-      <w:proofErr w:type="spellStart"/>
-      <w:r>
-        <w:rPr>
-          <w:rFonts w:ascii="Arial" w:hAnsi="Arial" w:cs="Arial"/>
-        </w:rPr>
-        <w:t>Ionic</w:t>
-      </w:r>
-      <w:proofErr w:type="spellEnd"/>
-      <w:r>
-        <w:rPr>
-          <w:rFonts w:ascii="Arial" w:hAnsi="Arial" w:cs="Arial"/>
-        </w:rPr>
-        <w:t xml:space="preserve"> Framework);</w:t>
+        <w:t xml:space="preserve"> (Ionic Framework);</w:t>
       </w:r>
     </w:p>
     <w:p>
@@ -1498,6 +1343,7 @@
           <w:sz w:val="24"/>
           <w:szCs w:val="24"/>
         </w:rPr>
+        <w:lastRenderedPageBreak/>
         <w:t>7 - Stack tecnológica:</w:t>
       </w:r>
     </w:p>
@@ -1515,60 +1361,49 @@
           <w:rFonts w:ascii="Arial" w:hAnsi="Arial" w:cs="Arial"/>
         </w:rPr>
       </w:pPr>
-      <w:proofErr w:type="spellStart"/>
       <w:r>
         <w:rPr>
           <w:rFonts w:ascii="Arial" w:hAnsi="Arial" w:cs="Arial"/>
           <w:b/>
           <w:bCs/>
         </w:rPr>
-        <w:t>Frontend</w:t>
-      </w:r>
-      <w:proofErr w:type="spellEnd"/>
+        <w:t xml:space="preserve">Frontend: </w:t>
+      </w:r>
+      <w:r>
+        <w:rPr>
+          <w:rFonts w:ascii="Arial" w:hAnsi="Arial" w:cs="Arial"/>
+        </w:rPr>
+        <w:t>Ionic 7 + React 18 + TypeScript</w:t>
+      </w:r>
+    </w:p>
+    <w:p>
+      <w:pPr>
+        <w:pStyle w:val="PargrafodaLista"/>
+        <w:numPr>
+          <w:ilvl w:val="0"/>
+          <w:numId w:val="10"/>
+        </w:numPr>
+        <w:spacing w:before="40" w:after="40" w:line="240" w:lineRule="auto"/>
+        <w:contextualSpacing w:val="0"/>
+        <w:jc w:val="both"/>
+        <w:rPr>
+          <w:rFonts w:ascii="Arial" w:hAnsi="Arial" w:cs="Arial"/>
+        </w:rPr>
+      </w:pPr>
       <w:r>
         <w:rPr>
           <w:rFonts w:ascii="Arial" w:hAnsi="Arial" w:cs="Arial"/>
           <w:b/>
           <w:bCs/>
         </w:rPr>
-        <w:t xml:space="preserve">: </w:t>
-      </w:r>
-      <w:proofErr w:type="spellStart"/>
-      <w:r>
-        <w:rPr>
-          <w:rFonts w:ascii="Arial" w:hAnsi="Arial" w:cs="Arial"/>
-        </w:rPr>
-        <w:t>Ionic</w:t>
-      </w:r>
-      <w:proofErr w:type="spellEnd"/>
-      <w:r>
-        <w:rPr>
-          <w:rFonts w:ascii="Arial" w:hAnsi="Arial" w:cs="Arial"/>
-        </w:rPr>
-        <w:t xml:space="preserve"> 7 + </w:t>
-      </w:r>
-      <w:proofErr w:type="spellStart"/>
-      <w:r>
-        <w:rPr>
-          <w:rFonts w:ascii="Arial" w:hAnsi="Arial" w:cs="Arial"/>
-        </w:rPr>
-        <w:t>React</w:t>
-      </w:r>
-      <w:proofErr w:type="spellEnd"/>
-      <w:r>
-        <w:rPr>
-          <w:rFonts w:ascii="Arial" w:hAnsi="Arial" w:cs="Arial"/>
-        </w:rPr>
-        <w:t xml:space="preserve"> 18 + </w:t>
-      </w:r>
-      <w:proofErr w:type="spellStart"/>
-      <w:r>
-        <w:rPr>
-          <w:rFonts w:ascii="Arial" w:hAnsi="Arial" w:cs="Arial"/>
-        </w:rPr>
-        <w:t>TypeScript</w:t>
-      </w:r>
-      <w:proofErr w:type="spellEnd"/>
+        <w:t xml:space="preserve">Backend: </w:t>
+      </w:r>
+      <w:r>
+        <w:rPr>
+          <w:rFonts w:ascii="Arial" w:hAnsi="Arial" w:cs="Arial"/>
+        </w:rPr>
+        <w:t>Node.js + Express + SQLite</w:t>
+      </w:r>
     </w:p>
     <w:p>
       <w:pPr>
@@ -1591,7 +1426,7 @@
           <w:b/>
           <w:bCs/>
         </w:rPr>
-        <w:t>Backend</w:t>
+        <w:t>Bundler</w:t>
       </w:r>
       <w:proofErr w:type="spellEnd"/>
       <w:r>
@@ -1606,106 +1441,44 @@
         <w:rPr>
           <w:rFonts w:ascii="Arial" w:hAnsi="Arial" w:cs="Arial"/>
         </w:rPr>
-        <w:t xml:space="preserve">Node.js + Express + </w:t>
-      </w:r>
-      <w:proofErr w:type="spellStart"/>
-      <w:r>
-        <w:rPr>
-          <w:rFonts w:ascii="Arial" w:hAnsi="Arial" w:cs="Arial"/>
-        </w:rPr>
-        <w:t>SQLite</w:t>
-      </w:r>
-      <w:proofErr w:type="spellEnd"/>
-    </w:p>
-    <w:p>
-      <w:pPr>
-        <w:pStyle w:val="PargrafodaLista"/>
-        <w:numPr>
-          <w:ilvl w:val="0"/>
-          <w:numId w:val="10"/>
-        </w:numPr>
-        <w:spacing w:before="40" w:after="40" w:line="240" w:lineRule="auto"/>
-        <w:contextualSpacing w:val="0"/>
-        <w:jc w:val="both"/>
-        <w:rPr>
-          <w:rFonts w:ascii="Arial" w:hAnsi="Arial" w:cs="Arial"/>
-        </w:rPr>
-      </w:pPr>
-      <w:proofErr w:type="spellStart"/>
+        <w:t>Vite 5</w:t>
+      </w:r>
+    </w:p>
+    <w:p>
+      <w:pPr>
+        <w:pStyle w:val="PargrafodaLista"/>
+        <w:numPr>
+          <w:ilvl w:val="0"/>
+          <w:numId w:val="10"/>
+        </w:numPr>
+        <w:spacing w:before="40" w:after="40" w:line="240" w:lineRule="auto"/>
+        <w:contextualSpacing w:val="0"/>
+        <w:jc w:val="both"/>
+        <w:rPr>
+          <w:rFonts w:ascii="Arial" w:hAnsi="Arial" w:cs="Arial"/>
+        </w:rPr>
+      </w:pPr>
       <w:r>
         <w:rPr>
           <w:rFonts w:ascii="Arial" w:hAnsi="Arial" w:cs="Arial"/>
           <w:b/>
           <w:bCs/>
         </w:rPr>
-        <w:t>Bundler</w:t>
+        <w:t xml:space="preserve">Roteamento: </w:t>
+      </w:r>
+      <w:proofErr w:type="spellStart"/>
+      <w:r>
+        <w:rPr>
+          <w:rFonts w:ascii="Arial" w:hAnsi="Arial" w:cs="Arial"/>
+        </w:rPr>
+        <w:t>IonReactRouter</w:t>
       </w:r>
       <w:proofErr w:type="spellEnd"/>
       <w:r>
         <w:rPr>
           <w:rFonts w:ascii="Arial" w:hAnsi="Arial" w:cs="Arial"/>
-          <w:b/>
-          <w:bCs/>
-        </w:rPr>
-        <w:t xml:space="preserve">: </w:t>
-      </w:r>
-      <w:r>
-        <w:rPr>
-          <w:rFonts w:ascii="Arial" w:hAnsi="Arial" w:cs="Arial"/>
-        </w:rPr>
-        <w:t>Vite 5</w:t>
-      </w:r>
-    </w:p>
-    <w:p>
-      <w:pPr>
-        <w:pStyle w:val="PargrafodaLista"/>
-        <w:numPr>
-          <w:ilvl w:val="0"/>
-          <w:numId w:val="10"/>
-        </w:numPr>
-        <w:spacing w:before="40" w:after="40" w:line="240" w:lineRule="auto"/>
-        <w:contextualSpacing w:val="0"/>
-        <w:jc w:val="both"/>
-        <w:rPr>
-          <w:rFonts w:ascii="Arial" w:hAnsi="Arial" w:cs="Arial"/>
-        </w:rPr>
-      </w:pPr>
-      <w:r>
-        <w:rPr>
-          <w:rFonts w:ascii="Arial" w:hAnsi="Arial" w:cs="Arial"/>
-          <w:b/>
-          <w:bCs/>
-        </w:rPr>
-        <w:lastRenderedPageBreak/>
-        <w:t xml:space="preserve">Roteamento: </w:t>
-      </w:r>
-      <w:proofErr w:type="spellStart"/>
-      <w:r>
-        <w:rPr>
-          <w:rFonts w:ascii="Arial" w:hAnsi="Arial" w:cs="Arial"/>
-        </w:rPr>
-        <w:t>IonReactRouter</w:t>
-      </w:r>
-      <w:proofErr w:type="spellEnd"/>
-      <w:r>
-        <w:rPr>
-          <w:rFonts w:ascii="Arial" w:hAnsi="Arial" w:cs="Arial"/>
-        </w:rPr>
-        <w:t xml:space="preserve"> (</w:t>
-      </w:r>
-      <w:proofErr w:type="spellStart"/>
-      <w:r>
-        <w:rPr>
-          <w:rFonts w:ascii="Arial" w:hAnsi="Arial" w:cs="Arial"/>
-        </w:rPr>
-        <w:t>React</w:t>
-      </w:r>
-      <w:proofErr w:type="spellEnd"/>
-      <w:r>
-        <w:rPr>
-          <w:rFonts w:ascii="Arial" w:hAnsi="Arial" w:cs="Arial"/>
-        </w:rPr>
-        <w:t xml:space="preserve"> </w:t>
+        </w:rPr>
+        <w:t xml:space="preserve"> (React </w:t>
       </w:r>
       <w:proofErr w:type="spellStart"/>
       <w:r>
@@ -3892,7 +3665,6 @@
   <w:style w:type="character" w:default="1" w:styleId="Fontepargpadro">
     <w:name w:val="Default Paragraph Font"/>
     <w:uiPriority w:val="1"/>
-    <w:semiHidden/>
     <w:unhideWhenUsed/>
   </w:style>
   <w:style w:type="table" w:default="1" w:styleId="Tabelanormal">
